--- a/docs/KernelLeakGuard_Review1_Design_Progress.docx
+++ b/docs/KernelLeakGuard_Review1_Design_Progress.docx
@@ -777,7 +777,7 @@
           <w:noProof/>
         </w:rPr>
         <w:drawing>
-          <wp:inline distT="0" distB="0" distL="0" distR="0" wp14:anchorId="71005679" wp14:editId="35025D8A">
+          <wp:inline distT="0" distB="0" distL="0" distR="0" wp14:anchorId="4E818389" wp14:editId="599FFFBA">
             <wp:extent cx="5940000" cy="3024000"/>
             <wp:effectExtent l="0" t="0" r="0" b="0"/>
             <wp:docPr id="9" name="Picture 9"/>
@@ -1521,7 +1521,7 @@
           <w:noProof/>
         </w:rPr>
         <w:drawing>
-          <wp:inline distT="0" distB="0" distL="0" distR="0" wp14:anchorId="36CB522C" wp14:editId="311C3010">
+          <wp:inline distT="0" distB="0" distL="0" distR="0" wp14:anchorId="6A225E0E" wp14:editId="437F36F9">
             <wp:extent cx="4140000" cy="5114118"/>
             <wp:effectExtent l="0" t="0" r="0" b="0"/>
             <wp:docPr id="10" name="Picture 10"/>
@@ -2009,7 +2009,7 @@
           <w:noProof/>
         </w:rPr>
         <w:drawing>
-          <wp:inline distT="0" distB="0" distL="0" distR="0" wp14:anchorId="216C93A1" wp14:editId="5D685BB5">
+          <wp:inline distT="0" distB="0" distL="0" distR="0" wp14:anchorId="026CB9EA" wp14:editId="2024F61D">
             <wp:extent cx="5760000" cy="2922428"/>
             <wp:effectExtent l="0" t="0" r="0" b="0"/>
             <wp:docPr id="11" name="Picture 11"/>
@@ -2069,7 +2069,7 @@
         </w:rPr>
         <w:lastRenderedPageBreak/>
         <w:drawing>
-          <wp:inline distT="0" distB="0" distL="0" distR="0" wp14:anchorId="07930EE4" wp14:editId="2FAEF607">
+          <wp:inline distT="0" distB="0" distL="0" distR="0" wp14:anchorId="4502818A" wp14:editId="0C307529">
             <wp:extent cx="5760000" cy="4074227"/>
             <wp:effectExtent l="0" t="0" r="0" b="0"/>
             <wp:docPr id="12" name="Picture 12"/>
@@ -2128,7 +2128,7 @@
           <w:noProof/>
         </w:rPr>
         <w:drawing>
-          <wp:inline distT="0" distB="0" distL="0" distR="0" wp14:anchorId="66214308" wp14:editId="2515779A">
+          <wp:inline distT="0" distB="0" distL="0" distR="0" wp14:anchorId="3A0B5A32" wp14:editId="609001C2">
             <wp:extent cx="5760000" cy="3146253"/>
             <wp:effectExtent l="0" t="0" r="0" b="0"/>
             <wp:docPr id="13" name="Picture 13"/>
@@ -2188,7 +2188,7 @@
         </w:rPr>
         <w:lastRenderedPageBreak/>
         <w:drawing>
-          <wp:inline distT="0" distB="0" distL="0" distR="0" wp14:anchorId="439A25CA" wp14:editId="0BA87DDE">
+          <wp:inline distT="0" distB="0" distL="0" distR="0" wp14:anchorId="0FA06844" wp14:editId="17CCA4B0">
             <wp:extent cx="5760000" cy="2093437"/>
             <wp:effectExtent l="0" t="0" r="0" b="0"/>
             <wp:docPr id="14" name="Picture 14"/>

--- a/docs/KernelLeakGuard_Review1_Design_Progress.docx
+++ b/docs/KernelLeakGuard_Review1_Design_Progress.docx
@@ -777,7 +777,7 @@
           <w:noProof/>
         </w:rPr>
         <w:drawing>
-          <wp:inline distT="0" distB="0" distL="0" distR="0" wp14:anchorId="4E818389" wp14:editId="599FFFBA">
+          <wp:inline distT="0" distB="0" distL="0" distR="0" wp14:anchorId="354B0931" wp14:editId="1AAC797D">
             <wp:extent cx="5940000" cy="3024000"/>
             <wp:effectExtent l="0" t="0" r="0" b="0"/>
             <wp:docPr id="9" name="Picture 9"/>
@@ -1521,7 +1521,7 @@
           <w:noProof/>
         </w:rPr>
         <w:drawing>
-          <wp:inline distT="0" distB="0" distL="0" distR="0" wp14:anchorId="6A225E0E" wp14:editId="437F36F9">
+          <wp:inline distT="0" distB="0" distL="0" distR="0" wp14:anchorId="65BD7E55" wp14:editId="31A47F7C">
             <wp:extent cx="4140000" cy="5114118"/>
             <wp:effectExtent l="0" t="0" r="0" b="0"/>
             <wp:docPr id="10" name="Picture 10"/>
@@ -2009,7 +2009,7 @@
           <w:noProof/>
         </w:rPr>
         <w:drawing>
-          <wp:inline distT="0" distB="0" distL="0" distR="0" wp14:anchorId="026CB9EA" wp14:editId="2024F61D">
+          <wp:inline distT="0" distB="0" distL="0" distR="0" wp14:anchorId="0EBB9483" wp14:editId="4D3D1E9C">
             <wp:extent cx="5760000" cy="2922428"/>
             <wp:effectExtent l="0" t="0" r="0" b="0"/>
             <wp:docPr id="11" name="Picture 11"/>
@@ -2069,8 +2069,8 @@
         </w:rPr>
         <w:lastRenderedPageBreak/>
         <w:drawing>
-          <wp:inline distT="0" distB="0" distL="0" distR="0" wp14:anchorId="4502818A" wp14:editId="0C307529">
-            <wp:extent cx="5760000" cy="4074227"/>
+          <wp:inline distT="0" distB="0" distL="0" distR="0" wp14:anchorId="3CCC2947" wp14:editId="7F586421">
+            <wp:extent cx="5760000" cy="3694845"/>
             <wp:effectExtent l="0" t="0" r="0" b="0"/>
             <wp:docPr id="12" name="Picture 12"/>
             <wp:cNvGraphicFramePr>
@@ -2092,7 +2092,7 @@
                   <pic:spPr>
                     <a:xfrm>
                       <a:off x="0" y="0"/>
-                      <a:ext cx="5760000" cy="4074227"/>
+                      <a:ext cx="5760000" cy="3694845"/>
                     </a:xfrm>
                     <a:prstGeom prst="rect">
                       <a:avLst/>
@@ -2128,7 +2128,7 @@
           <w:noProof/>
         </w:rPr>
         <w:drawing>
-          <wp:inline distT="0" distB="0" distL="0" distR="0" wp14:anchorId="3A0B5A32" wp14:editId="609001C2">
+          <wp:inline distT="0" distB="0" distL="0" distR="0" wp14:anchorId="7D062FEF" wp14:editId="7169DE08">
             <wp:extent cx="5760000" cy="3146253"/>
             <wp:effectExtent l="0" t="0" r="0" b="0"/>
             <wp:docPr id="13" name="Picture 13"/>
@@ -2188,7 +2188,7 @@
         </w:rPr>
         <w:lastRenderedPageBreak/>
         <w:drawing>
-          <wp:inline distT="0" distB="0" distL="0" distR="0" wp14:anchorId="0FA06844" wp14:editId="17CCA4B0">
+          <wp:inline distT="0" distB="0" distL="0" distR="0" wp14:anchorId="0577BCA4" wp14:editId="5D8C8A10">
             <wp:extent cx="5760000" cy="2093437"/>
             <wp:effectExtent l="0" t="0" r="0" b="0"/>
             <wp:docPr id="14" name="Picture 14"/>

--- a/docs/KernelLeakGuard_Review1_Design_Progress.docx
+++ b/docs/KernelLeakGuard_Review1_Design_Progress.docx
@@ -777,7 +777,7 @@
           <w:noProof/>
         </w:rPr>
         <w:drawing>
-          <wp:inline distT="0" distB="0" distL="0" distR="0" wp14:anchorId="354B0931" wp14:editId="1AAC797D">
+          <wp:inline distT="0" distB="0" distL="0" distR="0" wp14:anchorId="5FE1932B" wp14:editId="6BD7D35A">
             <wp:extent cx="5940000" cy="3024000"/>
             <wp:effectExtent l="0" t="0" r="0" b="0"/>
             <wp:docPr id="9" name="Picture 9"/>
@@ -1521,7 +1521,7 @@
           <w:noProof/>
         </w:rPr>
         <w:drawing>
-          <wp:inline distT="0" distB="0" distL="0" distR="0" wp14:anchorId="65BD7E55" wp14:editId="31A47F7C">
+          <wp:inline distT="0" distB="0" distL="0" distR="0" wp14:anchorId="51D411C4" wp14:editId="4FBA5F99">
             <wp:extent cx="4140000" cy="5114118"/>
             <wp:effectExtent l="0" t="0" r="0" b="0"/>
             <wp:docPr id="10" name="Picture 10"/>
@@ -2009,7 +2009,7 @@
           <w:noProof/>
         </w:rPr>
         <w:drawing>
-          <wp:inline distT="0" distB="0" distL="0" distR="0" wp14:anchorId="0EBB9483" wp14:editId="4D3D1E9C">
+          <wp:inline distT="0" distB="0" distL="0" distR="0" wp14:anchorId="3BF250CA" wp14:editId="5A1237EA">
             <wp:extent cx="5760000" cy="2922428"/>
             <wp:effectExtent l="0" t="0" r="0" b="0"/>
             <wp:docPr id="11" name="Picture 11"/>
@@ -2069,7 +2069,7 @@
         </w:rPr>
         <w:lastRenderedPageBreak/>
         <w:drawing>
-          <wp:inline distT="0" distB="0" distL="0" distR="0" wp14:anchorId="3CCC2947" wp14:editId="7F586421">
+          <wp:inline distT="0" distB="0" distL="0" distR="0" wp14:anchorId="07F7E061" wp14:editId="4B67B0F2">
             <wp:extent cx="5760000" cy="3694845"/>
             <wp:effectExtent l="0" t="0" r="0" b="0"/>
             <wp:docPr id="12" name="Picture 12"/>
@@ -2128,7 +2128,7 @@
           <w:noProof/>
         </w:rPr>
         <w:drawing>
-          <wp:inline distT="0" distB="0" distL="0" distR="0" wp14:anchorId="7D062FEF" wp14:editId="7169DE08">
+          <wp:inline distT="0" distB="0" distL="0" distR="0" wp14:anchorId="63FC073C" wp14:editId="56AE6209">
             <wp:extent cx="5760000" cy="3146253"/>
             <wp:effectExtent l="0" t="0" r="0" b="0"/>
             <wp:docPr id="13" name="Picture 13"/>
@@ -2188,7 +2188,7 @@
         </w:rPr>
         <w:lastRenderedPageBreak/>
         <w:drawing>
-          <wp:inline distT="0" distB="0" distL="0" distR="0" wp14:anchorId="0577BCA4" wp14:editId="5D8C8A10">
+          <wp:inline distT="0" distB="0" distL="0" distR="0" wp14:anchorId="7AF3D9EB" wp14:editId="77FC06BA">
             <wp:extent cx="5760000" cy="2093437"/>
             <wp:effectExtent l="0" t="0" r="0" b="0"/>
             <wp:docPr id="14" name="Picture 14"/>

--- a/docs/KernelLeakGuard_Review1_Design_Progress.docx
+++ b/docs/KernelLeakGuard_Review1_Design_Progress.docx
@@ -276,7 +276,7 @@
           <w:sz w:val="34"/>
           <w:szCs w:val="48"/>
         </w:rPr>
-        <w:t>KernelLeakGuard: Hybrid Static Analysis and Runtime Verification of Memory Leaks in Linux Kernel Early-Exit Paths</w:t>
+        <w:t>KernelLeakGuard: Detecting and Verifying Linux Kernel Memory Leaks</w:t>
       </w:r>
     </w:p>
     <w:p>
@@ -753,7 +753,15 @@
       </w:pPr>
       <w:r>
         <w:lastRenderedPageBreak/>
-        <w:t>CHAPTER 1: SYSTEM ARCHITECTURE</w:t>
+        <w:t>PROJECT DESIGN &amp; PROGRESS REPORT (REVIEW-I)</w:t>
+      </w:r>
+    </w:p>
+    <w:p>
+      <w:pPr>
+        <w:pStyle w:val="Heading2"/>
+      </w:pPr>
+      <w:r>
+        <w:t>1. Project at a Glance</w:t>
       </w:r>
     </w:p>
     <w:p>
@@ -764,7 +772,20 @@
         <w:rPr>
           <w:rFonts w:cs="Times New Roman"/>
         </w:rPr>
-        <w:t>KernelLeakGuard has a static part on the host and a dynamic part inside a QEMU/KVM guest. Static candidates, including the source line of each predicted failing call, drive fault injection in the guest; kmemleak provides the evidence for the verdict.</w:t>
+        <w:t xml:space="preserve">KernelLeakGuard finds memory leaks on the error exits of Linux kernel code and proves them inside a real running kernel. In one sentence: </w:t>
+      </w:r>
+      <w:r>
+        <w:rPr>
+          <w:rFonts w:cs="Times New Roman"/>
+          <w:b/>
+        </w:rPr>
+        <w:t>a static analyser points at the suspicious exit and the failing call that leads there; a virtual machine makes exactly that call fail; the kernel's leak detector, kmemleak, says whether memory was really lost.</w:t>
+      </w:r>
+      <w:r>
+        <w:rPr>
+          <w:rFonts w:cs="Times New Roman"/>
+        </w:rPr>
+        <w:t xml:space="preserve"> This report describes the design, how the work is split, the algorithms, how far the implementation has come by Review-I, screenshots of the working prototype, and the problems we ran into.</w:t>
       </w:r>
     </w:p>
     <w:p>
@@ -774,11 +795,404 @@
       </w:pPr>
       <w:r>
         <w:rPr>
+          <w:rFonts w:cs="Times New Roman"/>
+          <w:b/>
+          <w:sz w:val="22"/>
+        </w:rPr>
+        <w:t>Table 1.1: Summary of progress</w:t>
+      </w:r>
+    </w:p>
+    <w:tbl>
+      <w:tblPr>
+        <w:tblStyle w:val="TableGrid"/>
+        <w:tblW w:w="0" w:type="auto"/>
+        <w:jc w:val="center"/>
+        <w:tblLook w:val="04A0" w:firstRow="1" w:lastRow="0" w:firstColumn="1" w:lastColumn="0" w:noHBand="0" w:noVBand="1"/>
+      </w:tblPr>
+      <w:tblGrid>
+        <w:gridCol w:w="4227"/>
+        <w:gridCol w:w="4789"/>
+      </w:tblGrid>
+      <w:tr>
+        <w:trPr>
+          <w:jc w:val="center"/>
+        </w:trPr>
+        <w:tc>
+          <w:tcPr>
+            <w:tcW w:w="4252" w:type="dxa"/>
+            <w:shd w:val="clear" w:color="auto" w:fill="E7E6E1"/>
+          </w:tcPr>
+          <w:p>
+            <w:pPr>
+              <w:spacing w:after="40" w:line="240" w:lineRule="auto"/>
+            </w:pPr>
+            <w:r>
+              <w:rPr>
+                <w:rFonts w:cs="Times New Roman"/>
+                <w:b/>
+                <w:sz w:val="20"/>
+              </w:rPr>
+              <w:t>Item</w:t>
+            </w:r>
+          </w:p>
+        </w:tc>
+        <w:tc>
+          <w:tcPr>
+            <w:tcW w:w="4819" w:type="dxa"/>
+            <w:shd w:val="clear" w:color="auto" w:fill="E7E6E1"/>
+          </w:tcPr>
+          <w:p>
+            <w:pPr>
+              <w:spacing w:after="40" w:line="240" w:lineRule="auto"/>
+            </w:pPr>
+            <w:r>
+              <w:rPr>
+                <w:rFonts w:cs="Times New Roman"/>
+                <w:b/>
+                <w:sz w:val="20"/>
+              </w:rPr>
+              <w:t>Status at Review-I</w:t>
+            </w:r>
+          </w:p>
+        </w:tc>
+      </w:tr>
+      <w:tr>
+        <w:trPr>
+          <w:jc w:val="center"/>
+        </w:trPr>
+        <w:tc>
+          <w:tcPr>
+            <w:tcW w:w="4252" w:type="dxa"/>
+          </w:tcPr>
+          <w:p>
+            <w:pPr>
+              <w:spacing w:after="40" w:line="240" w:lineRule="auto"/>
+            </w:pPr>
+            <w:r>
+              <w:rPr>
+                <w:rFonts w:cs="Times New Roman"/>
+                <w:sz w:val="20"/>
+              </w:rPr>
+              <w:t>Problem, objectives, literature</w:t>
+            </w:r>
+          </w:p>
+        </w:tc>
+        <w:tc>
+          <w:tcPr>
+            <w:tcW w:w="4819" w:type="dxa"/>
+          </w:tcPr>
+          <w:p>
+            <w:pPr>
+              <w:spacing w:after="40" w:line="240" w:lineRule="auto"/>
+            </w:pPr>
+            <w:r>
+              <w:rPr>
+                <w:rFonts w:cs="Times New Roman"/>
+                <w:sz w:val="20"/>
+              </w:rPr>
+              <w:t>Done (see the proposal)</w:t>
+            </w:r>
+          </w:p>
+        </w:tc>
+      </w:tr>
+      <w:tr>
+        <w:trPr>
+          <w:jc w:val="center"/>
+        </w:trPr>
+        <w:tc>
+          <w:tcPr>
+            <w:tcW w:w="4252" w:type="dxa"/>
+          </w:tcPr>
+          <w:p>
+            <w:pPr>
+              <w:spacing w:after="40" w:line="240" w:lineRule="auto"/>
+            </w:pPr>
+            <w:r>
+              <w:rPr>
+                <w:rFonts w:cs="Times New Roman"/>
+                <w:sz w:val="20"/>
+              </w:rPr>
+              <w:t>Architecture and module design</w:t>
+            </w:r>
+          </w:p>
+        </w:tc>
+        <w:tc>
+          <w:tcPr>
+            <w:tcW w:w="4819" w:type="dxa"/>
+          </w:tcPr>
+          <w:p>
+            <w:pPr>
+              <w:spacing w:after="40" w:line="240" w:lineRule="auto"/>
+            </w:pPr>
+            <w:r>
+              <w:rPr>
+                <w:rFonts w:cs="Times New Roman"/>
+                <w:sz w:val="20"/>
+              </w:rPr>
+              <w:t>Done</w:t>
+            </w:r>
+          </w:p>
+        </w:tc>
+      </w:tr>
+      <w:tr>
+        <w:trPr>
+          <w:jc w:val="center"/>
+        </w:trPr>
+        <w:tc>
+          <w:tcPr>
+            <w:tcW w:w="4252" w:type="dxa"/>
+          </w:tcPr>
+          <w:p>
+            <w:pPr>
+              <w:spacing w:after="40" w:line="240" w:lineRule="auto"/>
+            </w:pPr>
+            <w:r>
+              <w:rPr>
+                <w:rFonts w:cs="Times New Roman"/>
+                <w:sz w:val="20"/>
+              </w:rPr>
+              <w:t>Static analyser</w:t>
+            </w:r>
+          </w:p>
+        </w:tc>
+        <w:tc>
+          <w:tcPr>
+            <w:tcW w:w="4819" w:type="dxa"/>
+          </w:tcPr>
+          <w:p>
+            <w:pPr>
+              <w:spacing w:after="40" w:line="240" w:lineRule="auto"/>
+            </w:pPr>
+            <w:r>
+              <w:rPr>
+                <w:rFonts w:cs="Times New Roman"/>
+                <w:sz w:val="20"/>
+              </w:rPr>
+              <w:t>Working on the benchmark; refinements continue</w:t>
+            </w:r>
+          </w:p>
+        </w:tc>
+      </w:tr>
+      <w:tr>
+        <w:trPr>
+          <w:jc w:val="center"/>
+        </w:trPr>
+        <w:tc>
+          <w:tcPr>
+            <w:tcW w:w="4252" w:type="dxa"/>
+          </w:tcPr>
+          <w:p>
+            <w:pPr>
+              <w:spacing w:after="40" w:line="240" w:lineRule="auto"/>
+            </w:pPr>
+            <w:r>
+              <w:rPr>
+                <w:rFonts w:cs="Times New Roman"/>
+                <w:sz w:val="20"/>
+              </w:rPr>
+              <w:t>Kernel, virtual machine, fault injection</w:t>
+            </w:r>
+          </w:p>
+        </w:tc>
+        <w:tc>
+          <w:tcPr>
+            <w:tcW w:w="4819" w:type="dxa"/>
+          </w:tcPr>
+          <w:p>
+            <w:pPr>
+              <w:spacing w:after="40" w:line="240" w:lineRule="auto"/>
+            </w:pPr>
+            <w:r>
+              <w:rPr>
+                <w:rFonts w:cs="Times New Roman"/>
+                <w:sz w:val="20"/>
+              </w:rPr>
+              <w:t>Working</w:t>
+            </w:r>
+          </w:p>
+        </w:tc>
+      </w:tr>
+      <w:tr>
+        <w:trPr>
+          <w:jc w:val="center"/>
+        </w:trPr>
+        <w:tc>
+          <w:tcPr>
+            <w:tcW w:w="4252" w:type="dxa"/>
+          </w:tcPr>
+          <w:p>
+            <w:pPr>
+              <w:spacing w:after="40" w:line="240" w:lineRule="auto"/>
+            </w:pPr>
+            <w:r>
+              <w:rPr>
+                <w:rFonts w:cs="Times New Roman"/>
+                <w:sz w:val="20"/>
+              </w:rPr>
+              <w:t>Runtime verification and verdicts</w:t>
+            </w:r>
+          </w:p>
+        </w:tc>
+        <w:tc>
+          <w:tcPr>
+            <w:tcW w:w="4819" w:type="dxa"/>
+          </w:tcPr>
+          <w:p>
+            <w:pPr>
+              <w:spacing w:after="40" w:line="240" w:lineRule="auto"/>
+            </w:pPr>
+            <w:r>
+              <w:rPr>
+                <w:rFonts w:cs="Times New Roman"/>
+                <w:sz w:val="20"/>
+              </w:rPr>
+              <w:t>Working end to end</w:t>
+            </w:r>
+          </w:p>
+        </w:tc>
+      </w:tr>
+      <w:tr>
+        <w:trPr>
+          <w:jc w:val="center"/>
+        </w:trPr>
+        <w:tc>
+          <w:tcPr>
+            <w:tcW w:w="4252" w:type="dxa"/>
+          </w:tcPr>
+          <w:p>
+            <w:pPr>
+              <w:spacing w:after="40" w:line="240" w:lineRule="auto"/>
+            </w:pPr>
+            <w:r>
+              <w:rPr>
+                <w:rFonts w:cs="Times New Roman"/>
+                <w:sz w:val="20"/>
+              </w:rPr>
+              <w:t>Benchmark modules with known answers</w:t>
+            </w:r>
+          </w:p>
+        </w:tc>
+        <w:tc>
+          <w:tcPr>
+            <w:tcW w:w="4819" w:type="dxa"/>
+          </w:tcPr>
+          <w:p>
+            <w:pPr>
+              <w:spacing w:after="40" w:line="240" w:lineRule="auto"/>
+            </w:pPr>
+            <w:r>
+              <w:rPr>
+                <w:rFonts w:cs="Times New Roman"/>
+                <w:sz w:val="20"/>
+              </w:rPr>
+              <w:t>Done (32 modules)</w:t>
+            </w:r>
+          </w:p>
+        </w:tc>
+      </w:tr>
+      <w:tr>
+        <w:trPr>
+          <w:jc w:val="center"/>
+        </w:trPr>
+        <w:tc>
+          <w:tcPr>
+            <w:tcW w:w="4252" w:type="dxa"/>
+          </w:tcPr>
+          <w:p>
+            <w:pPr>
+              <w:spacing w:after="40" w:line="240" w:lineRule="auto"/>
+            </w:pPr>
+            <w:r>
+              <w:rPr>
+                <w:rFonts w:cs="Times New Roman"/>
+                <w:sz w:val="20"/>
+              </w:rPr>
+              <w:t>Baselines, fix patches, dashboard, real modules</w:t>
+            </w:r>
+          </w:p>
+        </w:tc>
+        <w:tc>
+          <w:tcPr>
+            <w:tcW w:w="4819" w:type="dxa"/>
+          </w:tcPr>
+          <w:p>
+            <w:pPr>
+              <w:spacing w:after="40" w:line="240" w:lineRule="auto"/>
+            </w:pPr>
+            <w:r>
+              <w:rPr>
+                <w:rFonts w:cs="Times New Roman"/>
+                <w:sz w:val="20"/>
+              </w:rPr>
+              <w:t>In progress for Review-II</w:t>
+            </w:r>
+          </w:p>
+        </w:tc>
+      </w:tr>
+    </w:tbl>
+    <w:p>
+      <w:pPr>
+        <w:spacing w:after="80"/>
+      </w:pPr>
+    </w:p>
+    <w:p>
+      <w:pPr>
+        <w:pStyle w:val="Heading2"/>
+      </w:pPr>
+      <w:r>
+        <w:t>2. System Architecture</w:t>
+      </w:r>
+    </w:p>
+    <w:p>
+      <w:pPr>
+        <w:jc w:val="both"/>
+      </w:pPr>
+      <w:r>
+        <w:rPr>
+          <w:rFonts w:cs="Times New Roman"/>
+        </w:rPr>
+        <w:t xml:space="preserve">The system has two halves that talk through files. On the </w:t>
+      </w:r>
+      <w:r>
+        <w:rPr>
+          <w:rFonts w:cs="Times New Roman"/>
+          <w:b/>
+        </w:rPr>
+        <w:t>host</w:t>
+      </w:r>
+      <w:r>
+        <w:rPr>
+          <w:rFonts w:cs="Times New Roman"/>
+        </w:rPr>
+        <w:t xml:space="preserve"> (Ubuntu in WSL2) the static analyser reads the compiled modules and writes a list of suspected leaks. In the </w:t>
+      </w:r>
+      <w:r>
+        <w:rPr>
+          <w:rFonts w:cs="Times New Roman"/>
+          <w:b/>
+        </w:rPr>
+        <w:t>guest</w:t>
+      </w:r>
+      <w:r>
+        <w:rPr>
+          <w:rFonts w:cs="Times New Roman"/>
+        </w:rPr>
+        <w:t xml:space="preserve"> (our own Linux 6.18 kernel inside QEMU) the agent loads each module and injects failures, and kmemleak reports what was lost. The Python orchestrator on the host connects the two: it prepares the guest's job, boots the virtual machine, reads the guest's logs back, and turns them into verdicts.</w:t>
+      </w:r>
+    </w:p>
+    <w:p>
+      <w:pPr>
+        <w:keepNext/>
+        <w:jc w:val="center"/>
+      </w:pPr>
+      <w:r>
+        <w:rPr>
           <w:noProof/>
         </w:rPr>
+        <w:lastRenderedPageBreak/>
         <w:drawing>
-          <wp:inline distT="0" distB="0" distL="0" distR="0" wp14:anchorId="5FE1932B" wp14:editId="6BD7D35A">
-            <wp:extent cx="5940000" cy="3024000"/>
+          <wp:inline distT="0" distB="0" distL="0" distR="0">
+            <wp:extent cx="5760000" cy="2932364"/>
             <wp:effectExtent l="0" t="0" r="0" b="0"/>
             <wp:docPr id="9" name="Picture 9"/>
             <wp:cNvGraphicFramePr>
@@ -800,7 +1214,7 @@
                   <pic:spPr>
                     <a:xfrm>
                       <a:off x="0" y="0"/>
-                      <a:ext cx="5940000" cy="3024000"/>
+                      <a:ext cx="5760000" cy="2932364"/>
                     </a:xfrm>
                     <a:prstGeom prst="rect">
                       <a:avLst/>
@@ -823,18 +1237,193 @@
           <w:b/>
           <w:sz w:val="22"/>
         </w:rPr>
-        <w:t>Figure 1.1: System architecture</w:t>
-      </w:r>
-    </w:p>
-    <w:p>
-      <w:pPr>
-        <w:pStyle w:val="Heading1"/>
-        <w:pageBreakBefore/>
-        <w:jc w:val="center"/>
-      </w:pPr>
-      <w:r>
-        <w:lastRenderedPageBreak/>
-        <w:t>CHAPTER 2: MODULE DESIGN</w:t>
+        <w:t>Figure 2.1: System architecture</w:t>
+      </w:r>
+    </w:p>
+    <w:p>
+      <w:pPr>
+        <w:jc w:val="both"/>
+      </w:pPr>
+      <w:r>
+        <w:rPr>
+          <w:rFonts w:cs="Times New Roman"/>
+        </w:rPr>
+        <w:t>The main pieces, in the order the data flows:</w:t>
+      </w:r>
+    </w:p>
+    <w:p>
+      <w:pPr>
+        <w:spacing w:after="60"/>
+        <w:ind w:left="510" w:hanging="340"/>
+        <w:jc w:val="both"/>
+      </w:pPr>
+      <w:r>
+        <w:rPr>
+          <w:rFonts w:cs="Times New Roman"/>
+        </w:rPr>
+        <w:t>•  </w:t>
+      </w:r>
+      <w:r>
+        <w:rPr>
+          <w:rFonts w:cs="Times New Roman"/>
+          <w:b/>
+        </w:rPr>
+        <w:t xml:space="preserve">Build: </w:t>
+      </w:r>
+      <w:r>
+        <w:rPr>
+          <w:rFonts w:cs="Times New Roman"/>
+        </w:rPr>
+        <w:t>each module is compiled twice — normally (for the VM) and into LLVM IR (for the analyser), with exactly the kernel's own compiler flags.</w:t>
+      </w:r>
+    </w:p>
+    <w:p>
+      <w:pPr>
+        <w:spacing w:after="60"/>
+        <w:ind w:left="510" w:hanging="340"/>
+        <w:jc w:val="both"/>
+      </w:pPr>
+      <w:r>
+        <w:rPr>
+          <w:rFonts w:cs="Times New Roman"/>
+        </w:rPr>
+        <w:t>•  </w:t>
+      </w:r>
+      <w:r>
+        <w:rPr>
+          <w:rFonts w:cs="Times New Roman"/>
+          <w:b/>
+        </w:rPr>
+        <w:t xml:space="preserve">klg-analyze (C++): </w:t>
+      </w:r>
+      <w:r>
+        <w:rPr>
+          <w:rFonts w:cs="Times New Roman"/>
+        </w:rPr>
+        <w:t>finds leak candidates and writes them as JSON.</w:t>
+      </w:r>
+    </w:p>
+    <w:p>
+      <w:pPr>
+        <w:spacing w:after="60"/>
+        <w:ind w:left="510" w:hanging="340"/>
+        <w:jc w:val="both"/>
+      </w:pPr>
+      <w:r>
+        <w:rPr>
+          <w:rFonts w:cs="Times New Roman"/>
+        </w:rPr>
+        <w:t>•  </w:t>
+      </w:r>
+      <w:r>
+        <w:rPr>
+          <w:rFonts w:cs="Times New Roman"/>
+          <w:b/>
+        </w:rPr>
+        <w:t xml:space="preserve">klg (Python): </w:t>
+      </w:r>
+      <w:r>
+        <w:rPr>
+          <w:rFonts w:cs="Times New Roman"/>
+        </w:rPr>
+        <w:t>plans which failure to inject for each candidate and writes a shell script for the guest.</w:t>
+      </w:r>
+    </w:p>
+    <w:p>
+      <w:pPr>
+        <w:spacing w:after="60"/>
+        <w:ind w:left="510" w:hanging="340"/>
+        <w:jc w:val="both"/>
+      </w:pPr>
+      <w:r>
+        <w:rPr>
+          <w:rFonts w:cs="Times New Roman"/>
+        </w:rPr>
+        <w:t>•  </w:t>
+      </w:r>
+      <w:r>
+        <w:rPr>
+          <w:rFonts w:cs="Times New Roman"/>
+          <w:b/>
+        </w:rPr>
+        <w:t xml:space="preserve">QEMU guest: </w:t>
+      </w:r>
+      <w:r>
+        <w:rPr>
+          <w:rFonts w:cs="Times New Roman"/>
+        </w:rPr>
+        <w:t>boots our kernel, runs the script, loads modules, injects failures, runs kmemleak, writes logs to a shared folder.</w:t>
+      </w:r>
+    </w:p>
+    <w:p>
+      <w:pPr>
+        <w:spacing w:after="60"/>
+        <w:ind w:left="510" w:hanging="340"/>
+        <w:jc w:val="both"/>
+      </w:pPr>
+      <w:r>
+        <w:rPr>
+          <w:rFonts w:cs="Times New Roman"/>
+        </w:rPr>
+        <w:t>•  </w:t>
+      </w:r>
+      <w:r>
+        <w:rPr>
+          <w:rFonts w:cs="Times New Roman"/>
+          <w:b/>
+        </w:rPr>
+        <w:t xml:space="preserve">Verifier: </w:t>
+      </w:r>
+      <w:r>
+        <w:rPr>
+          <w:rFonts w:cs="Times New Roman"/>
+        </w:rPr>
+        <w:t>reads the logs, matches leaked objects to source lines and decides each verdict.</w:t>
+      </w:r>
+    </w:p>
+    <w:p>
+      <w:pPr>
+        <w:spacing w:after="60"/>
+        <w:ind w:left="510" w:hanging="340"/>
+        <w:jc w:val="both"/>
+      </w:pPr>
+      <w:r>
+        <w:rPr>
+          <w:rFonts w:cs="Times New Roman"/>
+        </w:rPr>
+        <w:t>•  </w:t>
+      </w:r>
+      <w:r>
+        <w:rPr>
+          <w:rFonts w:cs="Times New Roman"/>
+          <w:b/>
+        </w:rPr>
+        <w:t xml:space="preserve">Reports: </w:t>
+      </w:r>
+      <w:r>
+        <w:rPr>
+          <w:rFonts w:cs="Times New Roman"/>
+        </w:rPr>
+        <w:t>command-line summary now; dashboard and documents for Review-II.</w:t>
+      </w:r>
+    </w:p>
+    <w:p>
+      <w:pPr>
+        <w:pStyle w:val="Heading2"/>
+      </w:pPr>
+      <w:r>
+        <w:t>3. Module Design</w:t>
+      </w:r>
+    </w:p>
+    <w:p>
+      <w:pPr>
+        <w:jc w:val="both"/>
+      </w:pPr>
+      <w:r>
+        <w:rPr>
+          <w:rFonts w:cs="Times New Roman"/>
+        </w:rPr>
+        <w:t>We split the work into four modules with clear inputs and outputs, so each of us could work and test independently.</w:t>
       </w:r>
     </w:p>
     <w:p>
@@ -848,7 +1437,7 @@
           <w:b/>
           <w:sz w:val="22"/>
         </w:rPr>
-        <w:t>Table 2.1: Modules and interfaces</w:t>
+        <w:t>Table 3.1: Modules</w:t>
       </w:r>
     </w:p>
     <w:tbl>
@@ -859,53 +1448,15 @@
         <w:tblLook w:val="04A0" w:firstRow="1" w:lastRow="0" w:firstColumn="1" w:lastColumn="0" w:noHBand="0" w:noVBand="1"/>
       </w:tblPr>
       <w:tblGrid>
-        <w:gridCol w:w="2536"/>
-        <w:gridCol w:w="2423"/>
-        <w:gridCol w:w="2365"/>
-        <w:gridCol w:w="1692"/>
+        <w:gridCol w:w="2367"/>
+        <w:gridCol w:w="1857"/>
+        <w:gridCol w:w="2143"/>
+        <w:gridCol w:w="2649"/>
       </w:tblGrid>
       <w:tr>
         <w:trPr>
           <w:jc w:val="center"/>
         </w:trPr>
-        <w:tc>
-          <w:tcPr>
-            <w:tcW w:w="2551" w:type="dxa"/>
-            <w:shd w:val="clear" w:color="auto" w:fill="E7E6E1"/>
-          </w:tcPr>
-          <w:p>
-            <w:pPr>
-              <w:spacing w:after="40" w:line="240" w:lineRule="auto"/>
-            </w:pPr>
-            <w:r>
-              <w:rPr>
-                <w:rFonts w:cs="Times New Roman"/>
-                <w:b/>
-                <w:sz w:val="18"/>
-              </w:rPr>
-              <w:t>Module</w:t>
-            </w:r>
-          </w:p>
-        </w:tc>
-        <w:tc>
-          <w:tcPr>
-            <w:tcW w:w="2438" w:type="dxa"/>
-            <w:shd w:val="clear" w:color="auto" w:fill="E7E6E1"/>
-          </w:tcPr>
-          <w:p>
-            <w:pPr>
-              <w:spacing w:after="40" w:line="240" w:lineRule="auto"/>
-            </w:pPr>
-            <w:r>
-              <w:rPr>
-                <w:rFonts w:cs="Times New Roman"/>
-                <w:b/>
-                <w:sz w:val="18"/>
-              </w:rPr>
-              <w:t>Input</w:t>
-            </w:r>
-          </w:p>
-        </w:tc>
         <w:tc>
           <w:tcPr>
             <w:tcW w:w="2381" w:type="dxa"/>
@@ -919,15 +1470,15 @@
               <w:rPr>
                 <w:rFonts w:cs="Times New Roman"/>
                 <w:b/>
-                <w:sz w:val="18"/>
+                <w:sz w:val="19"/>
               </w:rPr>
-              <w:t>Output</w:t>
+              <w:t>Module</w:t>
             </w:r>
           </w:p>
         </w:tc>
         <w:tc>
           <w:tcPr>
-            <w:tcW w:w="1701" w:type="dxa"/>
+            <w:tcW w:w="1871" w:type="dxa"/>
             <w:shd w:val="clear" w:color="auto" w:fill="E7E6E1"/>
           </w:tcPr>
           <w:p>
@@ -938,9 +1489,47 @@
               <w:rPr>
                 <w:rFonts w:cs="Times New Roman"/>
                 <w:b/>
-                <w:sz w:val="18"/>
+                <w:sz w:val="19"/>
               </w:rPr>
               <w:t>Owner</w:t>
+            </w:r>
+          </w:p>
+        </w:tc>
+        <w:tc>
+          <w:tcPr>
+            <w:tcW w:w="2154" w:type="dxa"/>
+            <w:shd w:val="clear" w:color="auto" w:fill="E7E6E1"/>
+          </w:tcPr>
+          <w:p>
+            <w:pPr>
+              <w:spacing w:after="40" w:line="240" w:lineRule="auto"/>
+            </w:pPr>
+            <w:r>
+              <w:rPr>
+                <w:rFonts w:cs="Times New Roman"/>
+                <w:b/>
+                <w:sz w:val="19"/>
+              </w:rPr>
+              <w:t>Input</w:t>
+            </w:r>
+          </w:p>
+        </w:tc>
+        <w:tc>
+          <w:tcPr>
+            <w:tcW w:w="2665" w:type="dxa"/>
+            <w:shd w:val="clear" w:color="auto" w:fill="E7E6E1"/>
+          </w:tcPr>
+          <w:p>
+            <w:pPr>
+              <w:spacing w:after="40" w:line="240" w:lineRule="auto"/>
+            </w:pPr>
+            <w:r>
+              <w:rPr>
+                <w:rFonts w:cs="Times New Roman"/>
+                <w:b/>
+                <w:sz w:val="19"/>
+              </w:rPr>
+              <w:t>Output</w:t>
             </w:r>
           </w:p>
         </w:tc>
@@ -949,40 +1538,6 @@
         <w:trPr>
           <w:jc w:val="center"/>
         </w:trPr>
-        <w:tc>
-          <w:tcPr>
-            <w:tcW w:w="2551" w:type="dxa"/>
-          </w:tcPr>
-          <w:p>
-            <w:pPr>
-              <w:spacing w:after="40" w:line="240" w:lineRule="auto"/>
-            </w:pPr>
-            <w:r>
-              <w:rPr>
-                <w:rFonts w:cs="Times New Roman"/>
-                <w:sz w:val="18"/>
-              </w:rPr>
-              <w:t>IR generation (klg/build.py)</w:t>
-            </w:r>
-          </w:p>
-        </w:tc>
-        <w:tc>
-          <w:tcPr>
-            <w:tcW w:w="2438" w:type="dxa"/>
-          </w:tcPr>
-          <w:p>
-            <w:pPr>
-              <w:spacing w:after="40" w:line="240" w:lineRule="auto"/>
-            </w:pPr>
-            <w:r>
-              <w:rPr>
-                <w:rFonts w:cs="Times New Roman"/>
-                <w:sz w:val="18"/>
-              </w:rPr>
-              <w:t>module source, kbuild .cmd files</w:t>
-            </w:r>
-          </w:p>
-        </w:tc>
         <w:tc>
           <w:tcPr>
             <w:tcW w:w="2381" w:type="dxa"/>
@@ -994,15 +1549,15 @@
             <w:r>
               <w:rPr>
                 <w:rFonts w:cs="Times New Roman"/>
-                <w:sz w:val="18"/>
+                <w:sz w:val="19"/>
               </w:rPr>
-              <w:t>LLVM bitcode (.bc)</w:t>
+              <w:t>Static analyser (analyzer/)</w:t>
             </w:r>
           </w:p>
         </w:tc>
         <w:tc>
           <w:tcPr>
-            <w:tcW w:w="1701" w:type="dxa"/>
+            <w:tcW w:w="1871" w:type="dxa"/>
           </w:tcPr>
           <w:p>
             <w:pPr>
@@ -1011,9 +1566,43 @@
             <w:r>
               <w:rPr>
                 <w:rFonts w:cs="Times New Roman"/>
-                <w:sz w:val="18"/>
+                <w:sz w:val="19"/>
               </w:rPr>
-              <w:t>Aarav Jain</w:t>
+              <w:t>Om Gunjan Gupta</w:t>
+            </w:r>
+          </w:p>
+        </w:tc>
+        <w:tc>
+          <w:tcPr>
+            <w:tcW w:w="2154" w:type="dxa"/>
+          </w:tcPr>
+          <w:p>
+            <w:pPr>
+              <w:spacing w:after="40" w:line="240" w:lineRule="auto"/>
+            </w:pPr>
+            <w:r>
+              <w:rPr>
+                <w:rFonts w:cs="Times New Roman"/>
+                <w:sz w:val="19"/>
+              </w:rPr>
+              <w:t>LLVM IR of a module</w:t>
+            </w:r>
+          </w:p>
+        </w:tc>
+        <w:tc>
+          <w:tcPr>
+            <w:tcW w:w="2665" w:type="dxa"/>
+          </w:tcPr>
+          <w:p>
+            <w:pPr>
+              <w:spacing w:after="40" w:line="240" w:lineRule="auto"/>
+            </w:pPr>
+            <w:r>
+              <w:rPr>
+                <w:rFonts w:cs="Times New Roman"/>
+                <w:sz w:val="19"/>
+              </w:rPr>
+              <w:t>candidates.json: allocation, leaking exit, failing call, error code</w:t>
             </w:r>
           </w:p>
         </w:tc>
@@ -1022,40 +1611,6 @@
         <w:trPr>
           <w:jc w:val="center"/>
         </w:trPr>
-        <w:tc>
-          <w:tcPr>
-            <w:tcW w:w="2551" w:type="dxa"/>
-          </w:tcPr>
-          <w:p>
-            <w:pPr>
-              <w:spacing w:after="40" w:line="240" w:lineRule="auto"/>
-            </w:pPr>
-            <w:r>
-              <w:rPr>
-                <w:rFonts w:cs="Times New Roman"/>
-                <w:sz w:val="18"/>
-              </w:rPr>
-              <w:t>Static analyser (analyzer/)</w:t>
-            </w:r>
-          </w:p>
-        </w:tc>
-        <w:tc>
-          <w:tcPr>
-            <w:tcW w:w="2438" w:type="dxa"/>
-          </w:tcPr>
-          <w:p>
-            <w:pPr>
-              <w:spacing w:after="40" w:line="240" w:lineRule="auto"/>
-            </w:pPr>
-            <w:r>
-              <w:rPr>
-                <w:rFonts w:cs="Times New Roman"/>
-                <w:sz w:val="18"/>
-              </w:rPr>
-              <w:t>bitcode, API specification</w:t>
-            </w:r>
-          </w:p>
-        </w:tc>
         <w:tc>
           <w:tcPr>
             <w:tcW w:w="2381" w:type="dxa"/>
@@ -1067,15 +1622,15 @@
             <w:r>
               <w:rPr>
                 <w:rFonts w:cs="Times New Roman"/>
-                <w:sz w:val="18"/>
+                <w:sz w:val="19"/>
               </w:rPr>
-              <w:t>candidates JSON</w:t>
+              <w:t>Kernel and VM (vm/, runtime/)</w:t>
             </w:r>
           </w:p>
         </w:tc>
         <w:tc>
           <w:tcPr>
-            <w:tcW w:w="1701" w:type="dxa"/>
+            <w:tcW w:w="1871" w:type="dxa"/>
           </w:tcPr>
           <w:p>
             <w:pPr>
@@ -1084,9 +1639,43 @@
             <w:r>
               <w:rPr>
                 <w:rFonts w:cs="Times New Roman"/>
-                <w:sz w:val="18"/>
+                <w:sz w:val="19"/>
               </w:rPr>
-              <w:t>Om Gunjan Gupta</w:t>
+              <w:t>Abhishek Kumar Singh</w:t>
+            </w:r>
+          </w:p>
+        </w:tc>
+        <w:tc>
+          <w:tcPr>
+            <w:tcW w:w="2154" w:type="dxa"/>
+          </w:tcPr>
+          <w:p>
+            <w:pPr>
+              <w:spacing w:after="40" w:line="240" w:lineRule="auto"/>
+            </w:pPr>
+            <w:r>
+              <w:rPr>
+                <w:rFonts w:cs="Times New Roman"/>
+                <w:sz w:val="19"/>
+              </w:rPr>
+              <w:t>Kernel source, modules, guest job script</w:t>
+            </w:r>
+          </w:p>
+        </w:tc>
+        <w:tc>
+          <w:tcPr>
+            <w:tcW w:w="2665" w:type="dxa"/>
+          </w:tcPr>
+          <w:p>
+            <w:pPr>
+              <w:spacing w:after="40" w:line="240" w:lineRule="auto"/>
+            </w:pPr>
+            <w:r>
+              <w:rPr>
+                <w:rFonts w:cs="Times New Roman"/>
+                <w:sz w:val="19"/>
+              </w:rPr>
+              <w:t>Booted guest; agent logs; kmemleak reports</w:t>
             </w:r>
           </w:p>
         </w:tc>
@@ -1095,40 +1684,6 @@
         <w:trPr>
           <w:jc w:val="center"/>
         </w:trPr>
-        <w:tc>
-          <w:tcPr>
-            <w:tcW w:w="2551" w:type="dxa"/>
-          </w:tcPr>
-          <w:p>
-            <w:pPr>
-              <w:spacing w:after="40" w:line="240" w:lineRule="auto"/>
-            </w:pPr>
-            <w:r>
-              <w:rPr>
-                <w:rFonts w:cs="Times New Roman"/>
-                <w:sz w:val="18"/>
-              </w:rPr>
-              <w:t>Guest kernel &amp; VM (vm/)</w:t>
-            </w:r>
-          </w:p>
-        </w:tc>
-        <w:tc>
-          <w:tcPr>
-            <w:tcW w:w="2438" w:type="dxa"/>
-          </w:tcPr>
-          <w:p>
-            <w:pPr>
-              <w:spacing w:after="40" w:line="240" w:lineRule="auto"/>
-            </w:pPr>
-            <w:r>
-              <w:rPr>
-                <w:rFonts w:cs="Times New Roman"/>
-                <w:sz w:val="18"/>
-              </w:rPr>
-              <w:t>kernel config fragment</w:t>
-            </w:r>
-          </w:p>
-        </w:tc>
         <w:tc>
           <w:tcPr>
             <w:tcW w:w="2381" w:type="dxa"/>
@@ -1140,15 +1695,16 @@
             <w:r>
               <w:rPr>
                 <w:rFonts w:cs="Times New Roman"/>
-                <w:sz w:val="18"/>
+                <w:sz w:val="19"/>
               </w:rPr>
-              <w:t>bzImage, initramfs, VM runs</w:t>
+              <w:lastRenderedPageBreak/>
+              <w:t>Verifier and orchestrator (klg/)</w:t>
             </w:r>
           </w:p>
         </w:tc>
         <w:tc>
           <w:tcPr>
-            <w:tcW w:w="1701" w:type="dxa"/>
+            <w:tcW w:w="1871" w:type="dxa"/>
           </w:tcPr>
           <w:p>
             <w:pPr>
@@ -1157,9 +1713,43 @@
             <w:r>
               <w:rPr>
                 <w:rFonts w:cs="Times New Roman"/>
-                <w:sz w:val="18"/>
+                <w:sz w:val="19"/>
               </w:rPr>
-              <w:t>Abhishek Kumar Singh</w:t>
+              <w:t>Aarav Jain</w:t>
+            </w:r>
+          </w:p>
+        </w:tc>
+        <w:tc>
+          <w:tcPr>
+            <w:tcW w:w="2154" w:type="dxa"/>
+          </w:tcPr>
+          <w:p>
+            <w:pPr>
+              <w:spacing w:after="40" w:line="240" w:lineRule="auto"/>
+            </w:pPr>
+            <w:r>
+              <w:rPr>
+                <w:rFonts w:cs="Times New Roman"/>
+                <w:sz w:val="19"/>
+              </w:rPr>
+              <w:t>candidates.json, guest logs</w:t>
+            </w:r>
+          </w:p>
+        </w:tc>
+        <w:tc>
+          <w:tcPr>
+            <w:tcW w:w="2665" w:type="dxa"/>
+          </w:tcPr>
+          <w:p>
+            <w:pPr>
+              <w:spacing w:after="40" w:line="240" w:lineRule="auto"/>
+            </w:pPr>
+            <w:r>
+              <w:rPr>
+                <w:rFonts w:cs="Times New Roman"/>
+                <w:sz w:val="19"/>
+              </w:rPr>
+              <w:t>Verdicts with evidence (verification.json)</w:t>
             </w:r>
           </w:p>
         </w:tc>
@@ -1168,40 +1758,6 @@
         <w:trPr>
           <w:jc w:val="center"/>
         </w:trPr>
-        <w:tc>
-          <w:tcPr>
-            <w:tcW w:w="2551" w:type="dxa"/>
-          </w:tcPr>
-          <w:p>
-            <w:pPr>
-              <w:spacing w:after="40" w:line="240" w:lineRule="auto"/>
-            </w:pPr>
-            <w:r>
-              <w:rPr>
-                <w:rFonts w:cs="Times New Roman"/>
-                <w:sz w:val="18"/>
-              </w:rPr>
-              <w:t>klg-agent (runtime/)</w:t>
-            </w:r>
-          </w:p>
-        </w:tc>
-        <w:tc>
-          <w:tcPr>
-            <w:tcW w:w="2438" w:type="dxa"/>
-          </w:tcPr>
-          <w:p>
-            <w:pPr>
-              <w:spacing w:after="40" w:line="240" w:lineRule="auto"/>
-            </w:pPr>
-            <w:r>
-              <w:rPr>
-                <w:rFonts w:cs="Times New Roman"/>
-                <w:sz w:val="18"/>
-              </w:rPr>
-              <w:t>target routine, fault number</w:t>
-            </w:r>
-          </w:p>
-        </w:tc>
         <w:tc>
           <w:tcPr>
             <w:tcW w:w="2381" w:type="dxa"/>
@@ -1213,15 +1769,15 @@
             <w:r>
               <w:rPr>
                 <w:rFonts w:cs="Times New Roman"/>
-                <w:sz w:val="18"/>
+                <w:sz w:val="19"/>
               </w:rPr>
-              <w:t>attempt log with fault stacks</w:t>
+              <w:t>Benchmark and evaluation (corpus/, klg/evaluate.py)</w:t>
             </w:r>
           </w:p>
         </w:tc>
         <w:tc>
           <w:tcPr>
-            <w:tcW w:w="1701" w:type="dxa"/>
+            <w:tcW w:w="1871" w:type="dxa"/>
           </w:tcPr>
           <w:p>
             <w:pPr>
@@ -1230,20 +1786,15 @@
             <w:r>
               <w:rPr>
                 <w:rFonts w:cs="Times New Roman"/>
-                <w:sz w:val="18"/>
+                <w:sz w:val="19"/>
               </w:rPr>
-              <w:t>Abhishek Kumar Singh</w:t>
+              <w:t>Aarav Jain</w:t>
             </w:r>
           </w:p>
         </w:tc>
-      </w:tr>
-      <w:tr>
-        <w:trPr>
-          <w:jc w:val="center"/>
-        </w:trPr>
         <w:tc>
           <w:tcPr>
-            <w:tcW w:w="2551" w:type="dxa"/>
+            <w:tcW w:w="2154" w:type="dxa"/>
           </w:tcPr>
           <w:p>
             <w:pPr>
@@ -1252,15 +1803,15 @@
             <w:r>
               <w:rPr>
                 <w:rFonts w:cs="Times New Roman"/>
-                <w:sz w:val="18"/>
+                <w:sz w:val="19"/>
               </w:rPr>
-              <w:t>Verifier (klg/verify.py)</w:t>
+              <w:t>Modules with GT:LEAK / GT:SAFE marks</w:t>
             </w:r>
           </w:p>
         </w:tc>
         <w:tc>
           <w:tcPr>
-            <w:tcW w:w="2438" w:type="dxa"/>
+            <w:tcW w:w="2665" w:type="dxa"/>
           </w:tcPr>
           <w:p>
             <w:pPr>
@@ -1269,116 +1820,9 @@
             <w:r>
               <w:rPr>
                 <w:rFonts w:cs="Times New Roman"/>
-                <w:sz w:val="18"/>
+                <w:sz w:val="19"/>
               </w:rPr>
-              <w:t>candidates, agent logs, kmemleak</w:t>
-            </w:r>
-          </w:p>
-        </w:tc>
-        <w:tc>
-          <w:tcPr>
-            <w:tcW w:w="2381" w:type="dxa"/>
-          </w:tcPr>
-          <w:p>
-            <w:pPr>
-              <w:spacing w:after="40" w:line="240" w:lineRule="auto"/>
-            </w:pPr>
-            <w:r>
-              <w:rPr>
-                <w:rFonts w:cs="Times New Roman"/>
-                <w:sz w:val="18"/>
-              </w:rPr>
-              <w:t>verdicts with evidence</w:t>
-            </w:r>
-          </w:p>
-        </w:tc>
-        <w:tc>
-          <w:tcPr>
-            <w:tcW w:w="1701" w:type="dxa"/>
-          </w:tcPr>
-          <w:p>
-            <w:pPr>
-              <w:spacing w:after="40" w:line="240" w:lineRule="auto"/>
-            </w:pPr>
-            <w:r>
-              <w:rPr>
-                <w:rFonts w:cs="Times New Roman"/>
-                <w:sz w:val="18"/>
-              </w:rPr>
-              <w:t>Aarav Jain</w:t>
-            </w:r>
-          </w:p>
-        </w:tc>
-      </w:tr>
-      <w:tr>
-        <w:trPr>
-          <w:jc w:val="center"/>
-        </w:trPr>
-        <w:tc>
-          <w:tcPr>
-            <w:tcW w:w="2551" w:type="dxa"/>
-          </w:tcPr>
-          <w:p>
-            <w:pPr>
-              <w:spacing w:after="40" w:line="240" w:lineRule="auto"/>
-            </w:pPr>
-            <w:r>
-              <w:rPr>
-                <w:rFonts w:cs="Times New Roman"/>
-                <w:sz w:val="18"/>
-              </w:rPr>
-              <w:t>Evaluation &amp; dashboard</w:t>
-            </w:r>
-          </w:p>
-        </w:tc>
-        <w:tc>
-          <w:tcPr>
-            <w:tcW w:w="2438" w:type="dxa"/>
-          </w:tcPr>
-          <w:p>
-            <w:pPr>
-              <w:spacing w:after="40" w:line="240" w:lineRule="auto"/>
-            </w:pPr>
-            <w:r>
-              <w:rPr>
-                <w:rFonts w:cs="Times New Roman"/>
-                <w:sz w:val="18"/>
-              </w:rPr>
-              <w:t>verdicts, ground truth</w:t>
-            </w:r>
-          </w:p>
-        </w:tc>
-        <w:tc>
-          <w:tcPr>
-            <w:tcW w:w="2381" w:type="dxa"/>
-          </w:tcPr>
-          <w:p>
-            <w:pPr>
-              <w:spacing w:after="40" w:line="240" w:lineRule="auto"/>
-            </w:pPr>
-            <w:r>
-              <w:rPr>
-                <w:rFonts w:cs="Times New Roman"/>
-                <w:sz w:val="18"/>
-              </w:rPr>
-              <w:t>metrics, charts, web UI</w:t>
-            </w:r>
-          </w:p>
-        </w:tc>
-        <w:tc>
-          <w:tcPr>
-            <w:tcW w:w="1701" w:type="dxa"/>
-          </w:tcPr>
-          <w:p>
-            <w:pPr>
-              <w:spacing w:after="40" w:line="240" w:lineRule="auto"/>
-            </w:pPr>
-            <w:r>
-              <w:rPr>
-                <w:rFonts w:cs="Times New Roman"/>
-                <w:sz w:val="18"/>
-              </w:rPr>
-              <w:t>Aarav Jain</w:t>
+              <w:t>Precision, recall, comparison tables</w:t>
             </w:r>
           </w:p>
         </w:tc>
@@ -1391,31 +1835,178 @@
     </w:p>
     <w:p>
       <w:pPr>
+        <w:pStyle w:val="Heading3"/>
+      </w:pPr>
+      <w:r>
+        <w:t>3.1 Static analyser</w:t>
+      </w:r>
+    </w:p>
+    <w:p>
+      <w:pPr>
         <w:jc w:val="both"/>
       </w:pPr>
       <w:r>
         <w:rPr>
           <w:rFonts w:cs="Times New Roman"/>
+        </w:rPr>
+        <w:t>Written in C++ on top of the LLVM 21 libraries. It first simplifies the IR (turns stack variables into plain values), then for each allocation call it collects every value that is a copy of the pointer (aliases), notes where the pointer is freed, returned or stored somewhere outside the function (ownership hand-over), and searches the paths to every return. Small summaries of helper functions (does this function free its argument? return new memory?) let it follow memory across function calls.</w:t>
+      </w:r>
+    </w:p>
+    <w:p>
+      <w:pPr>
+        <w:pStyle w:val="Heading3"/>
+      </w:pPr>
+      <w:r>
+        <w:t>3.2 Kernel, virtual machine and agent</w:t>
+      </w:r>
+    </w:p>
+    <w:p>
+      <w:pPr>
+        <w:jc w:val="both"/>
+      </w:pPr>
+      <w:r>
+        <w:rPr>
+          <w:rFonts w:cs="Times New Roman"/>
+        </w:rPr>
+        <w:t>We build Linux 6.18.55 with clang and switch on kmemleak, the fault-injection framework (failslab, fail_function, fail_usercopy) and a few settings that keep kmemleak accurate. QEMU boots it with a tiny BusyBox file system and shares a host folder with it. The agent (</w:t>
+      </w:r>
+      <w:r>
+        <w:rPr>
+          <w:rFonts w:ascii="Consolas" w:eastAsia="Consolas" w:hAnsi="Consolas" w:cs="Consolas"/>
+          <w:sz w:val="22"/>
+        </w:rPr>
+        <w:t>klg-agent</w:t>
+      </w:r>
+      <w:r>
+        <w:rPr>
+          <w:rFonts w:cs="Times New Roman"/>
+        </w:rPr>
+        <w:t xml:space="preserve">, written in C) loads a module or calls a test trigger while </w:t>
+      </w:r>
+      <w:r>
+        <w:rPr>
+          <w:rFonts w:ascii="Consolas" w:eastAsia="Consolas" w:hAnsi="Consolas" w:cs="Consolas"/>
+          <w:sz w:val="22"/>
+        </w:rPr>
+        <w:t>/proc/self/fail-nth</w:t>
+      </w:r>
+      <w:r>
+        <w:rPr>
+          <w:rFonts w:cs="Times New Roman"/>
+        </w:rPr>
+        <w:t xml:space="preserve"> makes the chosen allocation fail, and prints markers that the host can parse. A helper module, </w:t>
+      </w:r>
+      <w:r>
+        <w:rPr>
+          <w:rFonts w:ascii="Consolas" w:eastAsia="Consolas" w:hAnsi="Consolas" w:cs="Consolas"/>
+          <w:sz w:val="22"/>
+        </w:rPr>
+        <w:t>klg_modwatch</w:t>
+      </w:r>
+      <w:r>
+        <w:rPr>
+          <w:rFonts w:cs="Times New Roman"/>
+        </w:rPr>
+        <w:t>, logs where modules are loaded so that stack traces can be turned back into source lines even after a module was unloaded.</w:t>
+      </w:r>
+    </w:p>
+    <w:p>
+      <w:pPr>
+        <w:pStyle w:val="Heading3"/>
+      </w:pPr>
+      <w:r>
+        <w:t>3.3 Verifier</w:t>
+      </w:r>
+    </w:p>
+    <w:p>
+      <w:pPr>
+        <w:jc w:val="both"/>
+      </w:pPr>
+      <w:r>
+        <w:rPr>
+          <w:rFonts w:cs="Times New Roman"/>
+        </w:rPr>
+        <w:t xml:space="preserve">The Python verifier first runs a </w:t>
+      </w:r>
+      <w:r>
+        <w:rPr>
+          <w:rFonts w:cs="Times New Roman"/>
           <w:b/>
         </w:rPr>
-        <w:t>Data storage.</w:t>
-      </w:r>
-      <w:r>
-        <w:rPr>
-          <w:rFonts w:cs="Times New Roman"/>
-        </w:rPr>
-        <w:t xml:space="preserve"> No database is needed. Every stage writes JSON files under results/: static findings per module (results/static/&lt;variant&gt;/&lt;module&gt;.json), verification results with evidence (results/runtime/verification.json) and metrics (results/evaluation.json). A static finding contains the function, allocator, allocation and exit locations, return value, triggers, confidence and path lines.</w:t>
-      </w:r>
-    </w:p>
-    <w:p>
-      <w:pPr>
-        <w:pStyle w:val="Heading1"/>
-        <w:pageBreakBefore/>
-        <w:jc w:val="center"/>
+        <w:t>mapping</w:t>
+      </w:r>
+      <w:r>
+        <w:rPr>
+          <w:rFonts w:cs="Times New Roman"/>
+        </w:rPr>
+        <w:t xml:space="preserve"> pass (fail allocation 1, 2, 3, ... and record where each failure happened), then picks for each candidate the failure number that hits its trigger, runs those </w:t>
+      </w:r>
+      <w:r>
+        <w:rPr>
+          <w:rFonts w:cs="Times New Roman"/>
+          <w:b/>
+        </w:rPr>
+        <w:t>confirmation</w:t>
+      </w:r>
+      <w:r>
+        <w:rPr>
+          <w:rFonts w:cs="Times New Roman"/>
+        </w:rPr>
+        <w:t xml:space="preserve"> tests three times, and compares kmemleak's report with the candidate's allocation site.</w:t>
+      </w:r>
+    </w:p>
+    <w:p>
+      <w:pPr>
+        <w:pStyle w:val="Heading3"/>
+      </w:pPr>
+      <w:r>
+        <w:t>3.4 Benchmark</w:t>
+      </w:r>
+    </w:p>
+    <w:p>
+      <w:pPr>
+        <w:jc w:val="both"/>
+      </w:pPr>
+      <w:r>
+        <w:rPr>
+          <w:rFonts w:cs="Times New Roman"/>
+        </w:rPr>
+        <w:t xml:space="preserve">32 small kernel modules written by us: 17 leaking allocation sites and 42 safe ones. Each allocation line carries a comment </w:t>
+      </w:r>
+      <w:r>
+        <w:rPr>
+          <w:rFonts w:ascii="Consolas" w:eastAsia="Consolas" w:hAnsi="Consolas" w:cs="Consolas"/>
+          <w:sz w:val="22"/>
+        </w:rPr>
+        <w:t>/* GT:LEAK */</w:t>
+      </w:r>
+      <w:r>
+        <w:rPr>
+          <w:rFonts w:cs="Times New Roman"/>
+        </w:rPr>
+        <w:t xml:space="preserve"> or </w:t>
+      </w:r>
+      <w:r>
+        <w:rPr>
+          <w:rFonts w:ascii="Consolas" w:eastAsia="Consolas" w:hAnsi="Consolas" w:cs="Consolas"/>
+          <w:sz w:val="22"/>
+        </w:rPr>
+        <w:t>/* GT:SAFE */</w:t>
+      </w:r>
+      <w:r>
+        <w:rPr>
+          <w:rFonts w:cs="Times New Roman"/>
+        </w:rPr>
+        <w:t>, which is the ground truth for scoring. The safe modules contain the tricky patterns that fool naive tools: memory handed to a list, freed through a wrapper, freed in a loop, or reference counted.</w:t>
+      </w:r>
+    </w:p>
+    <w:p>
+      <w:pPr>
+        <w:pStyle w:val="Heading3"/>
       </w:pPr>
       <w:r>
         <w:lastRenderedPageBreak/>
-        <w:t>CHAPTER 3: ALGORITHMS AND FLOWCHARTS</w:t>
+        <w:t>3.5 Data formats</w:t>
       </w:r>
     </w:p>
     <w:p>
@@ -1425,15 +2016,8 @@
       <w:r>
         <w:rPr>
           <w:rFonts w:cs="Times New Roman"/>
-          <w:b/>
-        </w:rPr>
-        <w:t>Static leak detection.</w:t>
-      </w:r>
-      <w:r>
-        <w:rPr>
-          <w:rFonts w:cs="Times New Roman"/>
-        </w:rPr>
-        <w:t xml:space="preserve"> For each allocation the analyser computes the values that may hold the pointer, marks instructions that release it or transfer ownership, and searches paths to every return. The edge on which the allocation failed and paths that contradict an earlier branch decision are pruned; a path reaching a return without a release or transfer is reported with the failing calls that guard it.</w:t>
+        </w:rPr>
+        <w:t>We do not need a database; all stages exchange JSON files, which are easy to inspect. A shortened candidate written by the analyser looks like this:</w:t>
       </w:r>
     </w:p>
     <w:p>
@@ -1445,9 +2029,9 @@
       <w:r>
         <w:rPr>
           <w:rFonts w:ascii="Consolas" w:eastAsia="Consolas" w:hAnsi="Consolas" w:cs="Consolas"/>
-          <w:sz w:val="16"/>
-        </w:rPr>
-        <w:t>for each allocation a in F:</w:t>
+          <w:sz w:val="18"/>
+        </w:rPr>
+        <w:t>{</w:t>
       </w:r>
     </w:p>
     <w:p>
@@ -1459,9 +2043,9 @@
       <w:r>
         <w:rPr>
           <w:rFonts w:ascii="Consolas" w:eastAsia="Consolas" w:hAnsi="Consolas" w:cs="Consolas"/>
-          <w:sz w:val="16"/>
-        </w:rPr>
-        <w:t xml:space="preserve">    Alias  := values that may hold a (casts, GEPs, PHIs, stack fields)</w:t>
+          <w:sz w:val="18"/>
+        </w:rPr>
+        <w:t xml:space="preserve">  "function": "sensor_setup",</w:t>
       </w:r>
     </w:p>
     <w:p>
@@ -1473,9 +2057,9 @@
       <w:r>
         <w:rPr>
           <w:rFonts w:ascii="Consolas" w:eastAsia="Consolas" w:hAnsi="Consolas" w:cs="Consolas"/>
-          <w:sz w:val="16"/>
-        </w:rPr>
-        <w:t xml:space="preserve">    Events := releases (kfree, wrappers) ∪ transfers (non-local store, return, capture)</w:t>
+          <w:sz w:val="18"/>
+        </w:rPr>
+        <w:t xml:space="preserve">  "allocator": "kmalloc",</w:t>
       </w:r>
     </w:p>
     <w:p>
@@ -1487,9 +2071,9 @@
       <w:r>
         <w:rPr>
           <w:rFonts w:ascii="Consolas" w:eastAsia="Consolas" w:hAnsi="Consolas" w:cs="Consolas"/>
-          <w:sz w:val="16"/>
-        </w:rPr>
-        <w:t xml:space="preserve">    DFS from a:  stop at Events; skip "a == NULL" edge; skip contradictory branches</w:t>
+          <w:sz w:val="18"/>
+        </w:rPr>
+        <w:t xml:space="preserve">  "alloc":  {"file": "klg_l02_goto_ladder.c", "line": 32},</w:t>
       </w:r>
     </w:p>
     <w:p>
@@ -1501,9 +2085,376 @@
       <w:r>
         <w:rPr>
           <w:rFonts w:ascii="Consolas" w:eastAsia="Consolas" w:hAnsi="Consolas" w:cs="Consolas"/>
-          <w:sz w:val="16"/>
-        </w:rPr>
-        <w:t xml:space="preserve">                 at a return → report (alloc, exit, return value, trigger calls)</w:t>
+          <w:sz w:val="18"/>
+        </w:rPr>
+        <w:t xml:space="preserve">  "exit":   {"file": "klg_l02_goto_ladder.c", "line": 54},</w:t>
+      </w:r>
+    </w:p>
+    <w:p>
+      <w:pPr>
+        <w:shd w:val="clear" w:color="auto" w:fill="F3F3F1"/>
+        <w:spacing w:after="0" w:line="240" w:lineRule="auto"/>
+        <w:ind w:left="283"/>
+      </w:pPr>
+      <w:r>
+        <w:rPr>
+          <w:rFonts w:ascii="Consolas" w:eastAsia="Consolas" w:hAnsi="Consolas" w:cs="Consolas"/>
+          <w:sz w:val="18"/>
+        </w:rPr>
+        <w:t xml:space="preserve">  "return_value": "-ENOMEM",</w:t>
+      </w:r>
+    </w:p>
+    <w:p>
+      <w:pPr>
+        <w:shd w:val="clear" w:color="auto" w:fill="F3F3F1"/>
+        <w:spacing w:after="0" w:line="240" w:lineRule="auto"/>
+        <w:ind w:left="283"/>
+      </w:pPr>
+      <w:r>
+        <w:rPr>
+          <w:rFonts w:ascii="Consolas" w:eastAsia="Consolas" w:hAnsi="Consolas" w:cs="Consolas"/>
+          <w:sz w:val="18"/>
+        </w:rPr>
+        <w:t xml:space="preserve">  "triggers": [{"callee": "kasprintf", "line": 38, "kind": "alloc"}],</w:t>
+      </w:r>
+    </w:p>
+    <w:p>
+      <w:pPr>
+        <w:shd w:val="clear" w:color="auto" w:fill="F3F3F1"/>
+        <w:spacing w:after="0" w:line="240" w:lineRule="auto"/>
+        <w:ind w:left="283"/>
+      </w:pPr>
+      <w:r>
+        <w:rPr>
+          <w:rFonts w:ascii="Consolas" w:eastAsia="Consolas" w:hAnsi="Consolas" w:cs="Consolas"/>
+          <w:sz w:val="18"/>
+        </w:rPr>
+        <w:t xml:space="preserve">  "confidence": "high",</w:t>
+      </w:r>
+    </w:p>
+    <w:p>
+      <w:pPr>
+        <w:shd w:val="clear" w:color="auto" w:fill="F3F3F1"/>
+        <w:spacing w:after="0" w:line="240" w:lineRule="auto"/>
+        <w:ind w:left="283"/>
+      </w:pPr>
+      <w:r>
+        <w:rPr>
+          <w:rFonts w:ascii="Consolas" w:eastAsia="Consolas" w:hAnsi="Consolas" w:cs="Consolas"/>
+          <w:sz w:val="18"/>
+        </w:rPr>
+        <w:t xml:space="preserve">  "category": "missing-release-on-error-path"</w:t>
+      </w:r>
+    </w:p>
+    <w:p>
+      <w:pPr>
+        <w:shd w:val="clear" w:color="auto" w:fill="F3F3F1"/>
+        <w:spacing w:after="0" w:line="240" w:lineRule="auto"/>
+        <w:ind w:left="283"/>
+      </w:pPr>
+      <w:r>
+        <w:rPr>
+          <w:rFonts w:ascii="Consolas" w:eastAsia="Consolas" w:hAnsi="Consolas" w:cs="Consolas"/>
+          <w:sz w:val="18"/>
+        </w:rPr>
+        <w:t>}</w:t>
+      </w:r>
+    </w:p>
+    <w:p>
+      <w:pPr>
+        <w:spacing w:after="40"/>
+      </w:pPr>
+    </w:p>
+    <w:p>
+      <w:pPr>
+        <w:pStyle w:val="Heading2"/>
+      </w:pPr>
+      <w:r>
+        <w:t>4. Algorithms and Flowcharts</w:t>
+      </w:r>
+    </w:p>
+    <w:p>
+      <w:pPr>
+        <w:pStyle w:val="Heading3"/>
+      </w:pPr>
+      <w:r>
+        <w:t>4.1 Finding leaks (static analysis)</w:t>
+      </w:r>
+    </w:p>
+    <w:p>
+      <w:pPr>
+        <w:shd w:val="clear" w:color="auto" w:fill="F3F3F1"/>
+        <w:spacing w:after="0" w:line="240" w:lineRule="auto"/>
+        <w:ind w:left="283"/>
+      </w:pPr>
+      <w:r>
+        <w:rPr>
+          <w:rFonts w:ascii="Consolas" w:eastAsia="Consolas" w:hAnsi="Consolas" w:cs="Consolas"/>
+          <w:sz w:val="18"/>
+        </w:rPr>
+        <w:t>for each allocation call A in function F:</w:t>
+      </w:r>
+    </w:p>
+    <w:p>
+      <w:pPr>
+        <w:shd w:val="clear" w:color="auto" w:fill="F3F3F1"/>
+        <w:spacing w:after="0" w:line="240" w:lineRule="auto"/>
+        <w:ind w:left="283"/>
+      </w:pPr>
+      <w:r>
+        <w:rPr>
+          <w:rFonts w:ascii="Consolas" w:eastAsia="Consolas" w:hAnsi="Consolas" w:cs="Consolas"/>
+          <w:sz w:val="18"/>
+        </w:rPr>
+        <w:t xml:space="preserve">    aliases  = every value that is a copy of A's result</w:t>
+      </w:r>
+    </w:p>
+    <w:p>
+      <w:pPr>
+        <w:shd w:val="clear" w:color="auto" w:fill="F3F3F1"/>
+        <w:spacing w:after="0" w:line="240" w:lineRule="auto"/>
+        <w:ind w:left="283"/>
+      </w:pPr>
+      <w:r>
+        <w:rPr>
+          <w:rFonts w:ascii="Consolas" w:eastAsia="Consolas" w:hAnsi="Consolas" w:cs="Consolas"/>
+          <w:sz w:val="18"/>
+        </w:rPr>
+        <w:t xml:space="preserve">    events   = places where an alias is freed, returned, or stored outside F</w:t>
+      </w:r>
+    </w:p>
+    <w:p>
+      <w:pPr>
+        <w:shd w:val="clear" w:color="auto" w:fill="F3F3F1"/>
+        <w:spacing w:after="0" w:line="240" w:lineRule="auto"/>
+        <w:ind w:left="283"/>
+      </w:pPr>
+      <w:r>
+        <w:rPr>
+          <w:rFonts w:ascii="Consolas" w:eastAsia="Consolas" w:hAnsi="Consolas" w:cs="Consolas"/>
+          <w:sz w:val="18"/>
+        </w:rPr>
+        <w:t xml:space="preserve">    depth-first search over the paths from A to every return of F:</w:t>
+      </w:r>
+    </w:p>
+    <w:p>
+      <w:pPr>
+        <w:shd w:val="clear" w:color="auto" w:fill="F3F3F1"/>
+        <w:spacing w:after="0" w:line="240" w:lineRule="auto"/>
+        <w:ind w:left="283"/>
+      </w:pPr>
+      <w:r>
+        <w:rPr>
+          <w:rFonts w:ascii="Consolas" w:eastAsia="Consolas" w:hAnsi="Consolas" w:cs="Consolas"/>
+          <w:sz w:val="18"/>
+        </w:rPr>
+        <w:t xml:space="preserve">        skip the edge where A itself failed (A == NULL or IS_ERR(A))</w:t>
+      </w:r>
+    </w:p>
+    <w:p>
+      <w:pPr>
+        <w:shd w:val="clear" w:color="auto" w:fill="F3F3F1"/>
+        <w:spacing w:after="0" w:line="240" w:lineRule="auto"/>
+        <w:ind w:left="283"/>
+      </w:pPr>
+      <w:r>
+        <w:rPr>
+          <w:rFonts w:ascii="Consolas" w:eastAsia="Consolas" w:hAnsi="Consolas" w:cs="Consolas"/>
+          <w:sz w:val="18"/>
+        </w:rPr>
+        <w:t xml:space="preserve">        skip branches that contradict an earlier decision on the same condition</w:t>
+      </w:r>
+    </w:p>
+    <w:p>
+      <w:pPr>
+        <w:shd w:val="clear" w:color="auto" w:fill="F3F3F1"/>
+        <w:spacing w:after="0" w:line="240" w:lineRule="auto"/>
+        <w:ind w:left="283"/>
+      </w:pPr>
+      <w:r>
+        <w:rPr>
+          <w:rFonts w:ascii="Consolas" w:eastAsia="Consolas" w:hAnsi="Consolas" w:cs="Consolas"/>
+          <w:sz w:val="18"/>
+        </w:rPr>
+        <w:t xml:space="preserve">        stop the path at a free / hand-over event       (no leak on this path)</w:t>
+      </w:r>
+    </w:p>
+    <w:p>
+      <w:pPr>
+        <w:shd w:val="clear" w:color="auto" w:fill="F3F3F1"/>
+        <w:spacing w:after="0" w:line="240" w:lineRule="auto"/>
+        <w:ind w:left="283"/>
+      </w:pPr>
+      <w:r>
+        <w:rPr>
+          <w:rFonts w:ascii="Consolas" w:eastAsia="Consolas" w:hAnsi="Consolas" w:cs="Consolas"/>
+          <w:sz w:val="18"/>
+        </w:rPr>
+        <w:t xml:space="preserve">        at a return: report "A leaks here",</w:t>
+      </w:r>
+    </w:p>
+    <w:p>
+      <w:pPr>
+        <w:shd w:val="clear" w:color="auto" w:fill="F3F3F1"/>
+        <w:spacing w:after="0" w:line="240" w:lineRule="auto"/>
+        <w:ind w:left="283"/>
+      </w:pPr>
+      <w:r>
+        <w:rPr>
+          <w:rFonts w:ascii="Consolas" w:eastAsia="Consolas" w:hAnsi="Consolas" w:cs="Consolas"/>
+          <w:sz w:val="18"/>
+        </w:rPr>
+        <w:t xml:space="preserve">                     with the failing call that chose this path (trigger)</w:t>
+      </w:r>
+    </w:p>
+    <w:p>
+      <w:pPr>
+        <w:spacing w:after="40"/>
+      </w:pPr>
+    </w:p>
+    <w:p>
+      <w:pPr>
+        <w:jc w:val="both"/>
+      </w:pPr>
+      <w:r>
+        <w:rPr>
+          <w:rFonts w:cs="Times New Roman"/>
+        </w:rPr>
+        <w:t>In plain words: start where memory is taken, walk every possible way out of the function, and complain about any way out that neither frees the memory nor gives it to someone else. The “skip” rules remove paths that cannot really happen.</w:t>
+      </w:r>
+    </w:p>
+    <w:p>
+      <w:pPr>
+        <w:pStyle w:val="Heading3"/>
+      </w:pPr>
+      <w:r>
+        <w:t>4.2 Proving leaks (runtime verification)</w:t>
+      </w:r>
+    </w:p>
+    <w:p>
+      <w:pPr>
+        <w:shd w:val="clear" w:color="auto" w:fill="F3F3F1"/>
+        <w:spacing w:after="0" w:line="240" w:lineRule="auto"/>
+        <w:ind w:left="283"/>
+      </w:pPr>
+      <w:r>
+        <w:rPr>
+          <w:rFonts w:ascii="Consolas" w:eastAsia="Consolas" w:hAnsi="Consolas" w:cs="Consolas"/>
+          <w:sz w:val="18"/>
+        </w:rPr>
+        <w:t>mapping:  for n = 1, 2, 3, ...:</w:t>
+      </w:r>
+    </w:p>
+    <w:p>
+      <w:pPr>
+        <w:shd w:val="clear" w:color="auto" w:fill="F3F3F1"/>
+        <w:spacing w:after="0" w:line="240" w:lineRule="auto"/>
+        <w:ind w:left="283"/>
+      </w:pPr>
+      <w:r>
+        <w:rPr>
+          <w:rFonts w:ascii="Consolas" w:eastAsia="Consolas" w:hAnsi="Consolas" w:cs="Consolas"/>
+          <w:sz w:val="18"/>
+        </w:rPr>
+        <w:t xml:space="preserve">              load the module with fail-nth = n (only failures inside the module count)</w:t>
+      </w:r>
+    </w:p>
+    <w:p>
+      <w:pPr>
+        <w:shd w:val="clear" w:color="auto" w:fill="F3F3F1"/>
+        <w:spacing w:after="0" w:line="240" w:lineRule="auto"/>
+        <w:ind w:left="283"/>
+      </w:pPr>
+      <w:r>
+        <w:rPr>
+          <w:rFonts w:ascii="Consolas" w:eastAsia="Consolas" w:hAnsi="Consolas" w:cs="Consolas"/>
+          <w:sz w:val="18"/>
+        </w:rPr>
+        <w:t xml:space="preserve">              record which source line the n-th failure hit; stop when nothing fails</w:t>
+      </w:r>
+    </w:p>
+    <w:p>
+      <w:pPr>
+        <w:shd w:val="clear" w:color="auto" w:fill="F3F3F1"/>
+        <w:spacing w:after="0" w:line="240" w:lineRule="auto"/>
+        <w:ind w:left="283"/>
+      </w:pPr>
+      <w:r>
+        <w:rPr>
+          <w:rFonts w:ascii="Consolas" w:eastAsia="Consolas" w:hAnsi="Consolas" w:cs="Consolas"/>
+          <w:sz w:val="18"/>
+        </w:rPr>
+        <w:t>confirm:  for each candidate:</w:t>
+      </w:r>
+    </w:p>
+    <w:p>
+      <w:pPr>
+        <w:shd w:val="clear" w:color="auto" w:fill="F3F3F1"/>
+        <w:spacing w:after="0" w:line="240" w:lineRule="auto"/>
+        <w:ind w:left="283"/>
+      </w:pPr>
+      <w:r>
+        <w:rPr>
+          <w:rFonts w:ascii="Consolas" w:eastAsia="Consolas" w:hAnsi="Consolas" w:cs="Consolas"/>
+          <w:sz w:val="18"/>
+        </w:rPr>
+        <w:t xml:space="preserve">              pick n whose failure hits the candidate's trigger</w:t>
+      </w:r>
+    </w:p>
+    <w:p>
+      <w:pPr>
+        <w:shd w:val="clear" w:color="auto" w:fill="F3F3F1"/>
+        <w:spacing w:after="0" w:line="240" w:lineRule="auto"/>
+        <w:ind w:left="283"/>
+      </w:pPr>
+      <w:r>
+        <w:rPr>
+          <w:rFonts w:ascii="Consolas" w:eastAsia="Consolas" w:hAnsi="Consolas" w:cs="Consolas"/>
+          <w:sz w:val="18"/>
+        </w:rPr>
+        <w:t xml:space="preserve">              run 3 times with fail-nth = n; then kmemleak scan</w:t>
+      </w:r>
+    </w:p>
+    <w:p>
+      <w:pPr>
+        <w:shd w:val="clear" w:color="auto" w:fill="F3F3F1"/>
+        <w:spacing w:after="0" w:line="240" w:lineRule="auto"/>
+        <w:ind w:left="283"/>
+      </w:pPr>
+      <w:r>
+        <w:rPr>
+          <w:rFonts w:ascii="Consolas" w:eastAsia="Consolas" w:hAnsi="Consolas" w:cs="Consolas"/>
+          <w:sz w:val="18"/>
+        </w:rPr>
+        <w:t>verdict:  object from the candidate's line leaked  -&gt; confirmed</w:t>
+      </w:r>
+    </w:p>
+    <w:p>
+      <w:pPr>
+        <w:shd w:val="clear" w:color="auto" w:fill="F3F3F1"/>
+        <w:spacing w:after="0" w:line="240" w:lineRule="auto"/>
+        <w:ind w:left="283"/>
+      </w:pPr>
+      <w:r>
+        <w:rPr>
+          <w:rFonts w:ascii="Consolas" w:eastAsia="Consolas" w:hAnsi="Consolas" w:cs="Consolas"/>
+          <w:sz w:val="18"/>
+        </w:rPr>
+        <w:t xml:space="preserve">          path ran, nothing leaked                  -&gt; not reproduced</w:t>
+      </w:r>
+    </w:p>
+    <w:p>
+      <w:pPr>
+        <w:shd w:val="clear" w:color="auto" w:fill="F3F3F1"/>
+        <w:spacing w:after="0" w:line="240" w:lineRule="auto"/>
+        <w:ind w:left="283"/>
+      </w:pPr>
+      <w:r>
+        <w:rPr>
+          <w:rFonts w:ascii="Consolas" w:eastAsia="Consolas" w:hAnsi="Consolas" w:cs="Consolas"/>
+          <w:sz w:val="18"/>
+        </w:rPr>
+        <w:t xml:space="preserve">          trigger could not be failed               -&gt; inconclusive</w:t>
       </w:r>
     </w:p>
     <w:p>
@@ -1520,9 +2471,10 @@
         <w:rPr>
           <w:noProof/>
         </w:rPr>
+        <w:lastRenderedPageBreak/>
         <w:drawing>
-          <wp:inline distT="0" distB="0" distL="0" distR="0" wp14:anchorId="51D411C4" wp14:editId="4FBA5F99">
-            <wp:extent cx="4140000" cy="5114118"/>
+          <wp:inline distT="0" distB="0" distL="0" distR="0">
+            <wp:extent cx="3780000" cy="4669412"/>
             <wp:effectExtent l="0" t="0" r="0" b="0"/>
             <wp:docPr id="10" name="Picture 10"/>
             <wp:cNvGraphicFramePr>
@@ -1544,7 +2496,7 @@
                   <pic:spPr>
                     <a:xfrm>
                       <a:off x="0" y="0"/>
-                      <a:ext cx="4140000" cy="5114118"/>
+                      <a:ext cx="3780000" cy="4669412"/>
                     </a:xfrm>
                     <a:prstGeom prst="rect">
                       <a:avLst/>
@@ -1567,18 +2519,26 @@
           <w:b/>
           <w:sz w:val="22"/>
         </w:rPr>
-        <w:t>Figure 3.1: Flowchart of runtime verification</w:t>
-      </w:r>
-    </w:p>
-    <w:p>
-      <w:pPr>
-        <w:pStyle w:val="Heading1"/>
-        <w:pageBreakBefore/>
-        <w:jc w:val="center"/>
-      </w:pPr>
-      <w:r>
-        <w:lastRenderedPageBreak/>
-        <w:t>CHAPTER 4: IMPLEMENTATION PROGRESS</w:t>
+        <w:t>Figure 4.1: Flowchart of the runtime verification</w:t>
+      </w:r>
+    </w:p>
+    <w:p>
+      <w:pPr>
+        <w:pStyle w:val="Heading2"/>
+      </w:pPr>
+      <w:r>
+        <w:t>5. Implementation Progress</w:t>
+      </w:r>
+    </w:p>
+    <w:p>
+      <w:pPr>
+        <w:jc w:val="both"/>
+      </w:pPr>
+      <w:r>
+        <w:rPr>
+          <w:rFonts w:cs="Times New Roman"/>
+        </w:rPr>
+        <w:t>By Review-I the core of the tool runs from start to finish on the benchmark: it compiles the modules, finds candidates, boots the kernel, injects the predicted failures and produces verdicts with kmemleak evidence. We estimate the project at about two thirds complete.</w:t>
       </w:r>
     </w:p>
     <w:p>
@@ -1592,7 +2552,7 @@
           <w:b/>
           <w:sz w:val="22"/>
         </w:rPr>
-        <w:t>Table 4.1: Implementation status at Review-I</w:t>
+        <w:t>Table 5.1: Implementation status</w:t>
       </w:r>
     </w:p>
     <w:tbl>
@@ -1603,8 +2563,9 @@
         <w:tblLook w:val="04A0" w:firstRow="1" w:lastRow="0" w:firstColumn="1" w:lastColumn="0" w:noHBand="0" w:noVBand="1"/>
       </w:tblPr>
       <w:tblGrid>
-        <w:gridCol w:w="6758"/>
-        <w:gridCol w:w="2258"/>
+        <w:gridCol w:w="4224"/>
+        <w:gridCol w:w="1412"/>
+        <w:gridCol w:w="3380"/>
       </w:tblGrid>
       <w:tr>
         <w:trPr>
@@ -1612,7 +2573,7 @@
         </w:trPr>
         <w:tc>
           <w:tcPr>
-            <w:tcW w:w="6803" w:type="dxa"/>
+            <w:tcW w:w="4252" w:type="dxa"/>
             <w:shd w:val="clear" w:color="auto" w:fill="E7E6E1"/>
           </w:tcPr>
           <w:p>
@@ -1623,15 +2584,15 @@
               <w:rPr>
                 <w:rFonts w:cs="Times New Roman"/>
                 <w:b/>
-                <w:sz w:val="20"/>
+                <w:sz w:val="19"/>
               </w:rPr>
-              <w:t>Component</w:t>
+              <w:t>Part</w:t>
             </w:r>
           </w:p>
         </w:tc>
         <w:tc>
           <w:tcPr>
-            <w:tcW w:w="2268" w:type="dxa"/>
+            <w:tcW w:w="1417" w:type="dxa"/>
             <w:shd w:val="clear" w:color="auto" w:fill="E7E6E1"/>
           </w:tcPr>
           <w:p>
@@ -1642,9 +2603,28 @@
               <w:rPr>
                 <w:rFonts w:cs="Times New Roman"/>
                 <w:b/>
-                <w:sz w:val="20"/>
+                <w:sz w:val="19"/>
               </w:rPr>
               <w:t>Status</w:t>
+            </w:r>
+          </w:p>
+        </w:tc>
+        <w:tc>
+          <w:tcPr>
+            <w:tcW w:w="3402" w:type="dxa"/>
+            <w:shd w:val="clear" w:color="auto" w:fill="E7E6E1"/>
+          </w:tcPr>
+          <w:p>
+            <w:pPr>
+              <w:spacing w:after="40" w:line="240" w:lineRule="auto"/>
+            </w:pPr>
+            <w:r>
+              <w:rPr>
+                <w:rFonts w:cs="Times New Roman"/>
+                <w:b/>
+                <w:sz w:val="19"/>
+              </w:rPr>
+              <w:t>Notes</w:t>
             </w:r>
           </w:p>
         </w:tc>
@@ -1655,7 +2635,7 @@
         </w:trPr>
         <w:tc>
           <w:tcPr>
-            <w:tcW w:w="6803" w:type="dxa"/>
+            <w:tcW w:w="4252" w:type="dxa"/>
           </w:tcPr>
           <w:p>
             <w:pPr>
@@ -1664,15 +2644,15 @@
             <w:r>
               <w:rPr>
                 <w:rFonts w:cs="Times New Roman"/>
-                <w:sz w:val="20"/>
+                <w:sz w:val="19"/>
               </w:rPr>
-              <w:t>Kernel 6.18.55 with kmemleak + fault injection, QEMU/KVM boot (~2 s)</w:t>
+              <w:t>Kernel build with kmemleak + fault injection</w:t>
             </w:r>
           </w:p>
         </w:tc>
         <w:tc>
           <w:tcPr>
-            <w:tcW w:w="2268" w:type="dxa"/>
+            <w:tcW w:w="1417" w:type="dxa"/>
           </w:tcPr>
           <w:p>
             <w:pPr>
@@ -1681,9 +2661,26 @@
             <w:r>
               <w:rPr>
                 <w:rFonts w:cs="Times New Roman"/>
-                <w:sz w:val="20"/>
+                <w:sz w:val="19"/>
               </w:rPr>
-              <w:t>Completed</w:t>
+              <w:t>Done</w:t>
+            </w:r>
+          </w:p>
+        </w:tc>
+        <w:tc>
+          <w:tcPr>
+            <w:tcW w:w="3402" w:type="dxa"/>
+          </w:tcPr>
+          <w:p>
+            <w:pPr>
+              <w:spacing w:after="40" w:line="240" w:lineRule="auto"/>
+            </w:pPr>
+            <w:r>
+              <w:rPr>
+                <w:rFonts w:cs="Times New Roman"/>
+                <w:sz w:val="19"/>
+              </w:rPr>
+              <w:t>Linux 6.18.55, clang</w:t>
             </w:r>
           </w:p>
         </w:tc>
@@ -1694,7 +2691,7 @@
         </w:trPr>
         <w:tc>
           <w:tcPr>
-            <w:tcW w:w="6803" w:type="dxa"/>
+            <w:tcW w:w="4252" w:type="dxa"/>
           </w:tcPr>
           <w:p>
             <w:pPr>
@@ -1703,15 +2700,15 @@
             <w:r>
               <w:rPr>
                 <w:rFonts w:cs="Times New Roman"/>
-                <w:sz w:val="20"/>
+                <w:sz w:val="19"/>
               </w:rPr>
-              <w:t>Benchmark corpus: 32 modules with ground truth</w:t>
+              <w:t>QEMU guest, init script, shared folder</w:t>
             </w:r>
           </w:p>
         </w:tc>
         <w:tc>
           <w:tcPr>
-            <w:tcW w:w="2268" w:type="dxa"/>
+            <w:tcW w:w="1417" w:type="dxa"/>
           </w:tcPr>
           <w:p>
             <w:pPr>
@@ -1720,9 +2717,26 @@
             <w:r>
               <w:rPr>
                 <w:rFonts w:cs="Times New Roman"/>
-                <w:sz w:val="20"/>
+                <w:sz w:val="19"/>
               </w:rPr>
-              <w:t>Completed</w:t>
+              <w:t>Done</w:t>
+            </w:r>
+          </w:p>
+        </w:tc>
+        <w:tc>
+          <w:tcPr>
+            <w:tcW w:w="3402" w:type="dxa"/>
+          </w:tcPr>
+          <w:p>
+            <w:pPr>
+              <w:spacing w:after="40" w:line="240" w:lineRule="auto"/>
+            </w:pPr>
+            <w:r>
+              <w:rPr>
+                <w:rFonts w:cs="Times New Roman"/>
+                <w:sz w:val="19"/>
+              </w:rPr>
+              <w:t>BusyBox, 9p share</w:t>
             </w:r>
           </w:p>
         </w:tc>
@@ -1733,7 +2747,7 @@
         </w:trPr>
         <w:tc>
           <w:tcPr>
-            <w:tcW w:w="6803" w:type="dxa"/>
+            <w:tcW w:w="4252" w:type="dxa"/>
           </w:tcPr>
           <w:p>
             <w:pPr>
@@ -1742,15 +2756,15 @@
             <w:r>
               <w:rPr>
                 <w:rFonts w:cs="Times New Roman"/>
-                <w:sz w:val="20"/>
+                <w:sz w:val="19"/>
               </w:rPr>
-              <w:t>Static analyser: aliases, ownership transfer, summaries, path search, triggers</w:t>
+              <w:t>klg-agent (sweep / repeat modes)</w:t>
             </w:r>
           </w:p>
         </w:tc>
         <w:tc>
           <w:tcPr>
-            <w:tcW w:w="2268" w:type="dxa"/>
+            <w:tcW w:w="1417" w:type="dxa"/>
           </w:tcPr>
           <w:p>
             <w:pPr>
@@ -1759,9 +2773,26 @@
             <w:r>
               <w:rPr>
                 <w:rFonts w:cs="Times New Roman"/>
-                <w:sz w:val="20"/>
+                <w:sz w:val="19"/>
               </w:rPr>
-              <w:t>Completed</w:t>
+              <w:t>Done</w:t>
+            </w:r>
+          </w:p>
+        </w:tc>
+        <w:tc>
+          <w:tcPr>
+            <w:tcW w:w="3402" w:type="dxa"/>
+          </w:tcPr>
+          <w:p>
+            <w:pPr>
+              <w:spacing w:after="40" w:line="240" w:lineRule="auto"/>
+            </w:pPr>
+            <w:r>
+              <w:rPr>
+                <w:rFonts w:cs="Times New Roman"/>
+                <w:sz w:val="19"/>
+              </w:rPr>
+              <w:t>fail-nth with module filter</w:t>
             </w:r>
           </w:p>
         </w:tc>
@@ -1772,7 +2803,7 @@
         </w:trPr>
         <w:tc>
           <w:tcPr>
-            <w:tcW w:w="6803" w:type="dxa"/>
+            <w:tcW w:w="4252" w:type="dxa"/>
           </w:tcPr>
           <w:p>
             <w:pPr>
@@ -1781,15 +2812,15 @@
             <w:r>
               <w:rPr>
                 <w:rFonts w:cs="Times New Roman"/>
-                <w:sz w:val="20"/>
+                <w:sz w:val="19"/>
               </w:rPr>
-              <w:t>klg-agent: fail-nth sweep and targeted repeat</w:t>
+              <w:t>klg_modwatch symbol logging</w:t>
             </w:r>
           </w:p>
         </w:tc>
         <w:tc>
           <w:tcPr>
-            <w:tcW w:w="2268" w:type="dxa"/>
+            <w:tcW w:w="1417" w:type="dxa"/>
           </w:tcPr>
           <w:p>
             <w:pPr>
@@ -1798,9 +2829,26 @@
             <w:r>
               <w:rPr>
                 <w:rFonts w:cs="Times New Roman"/>
-                <w:sz w:val="20"/>
+                <w:sz w:val="19"/>
               </w:rPr>
-              <w:t>Completed</w:t>
+              <w:t>Done</w:t>
+            </w:r>
+          </w:p>
+        </w:tc>
+        <w:tc>
+          <w:tcPr>
+            <w:tcW w:w="3402" w:type="dxa"/>
+          </w:tcPr>
+          <w:p>
+            <w:pPr>
+              <w:spacing w:after="40" w:line="240" w:lineRule="auto"/>
+            </w:pPr>
+            <w:r>
+              <w:rPr>
+                <w:rFonts w:cs="Times New Roman"/>
+                <w:sz w:val="19"/>
+              </w:rPr>
+              <w:t>for unloaded modules</w:t>
             </w:r>
           </w:p>
         </w:tc>
@@ -1811,7 +2859,7 @@
         </w:trPr>
         <w:tc>
           <w:tcPr>
-            <w:tcW w:w="6803" w:type="dxa"/>
+            <w:tcW w:w="4252" w:type="dxa"/>
           </w:tcPr>
           <w:p>
             <w:pPr>
@@ -1820,15 +2868,15 @@
             <w:r>
               <w:rPr>
                 <w:rFonts w:cs="Times New Roman"/>
-                <w:sz w:val="20"/>
+                <w:sz w:val="19"/>
               </w:rPr>
-              <w:t>Fault-point to source-line mapping (faddr2line)</w:t>
+              <w:t>Benchmark: 32 modules with ground truth</w:t>
             </w:r>
           </w:p>
         </w:tc>
         <w:tc>
           <w:tcPr>
-            <w:tcW w:w="2268" w:type="dxa"/>
+            <w:tcW w:w="1417" w:type="dxa"/>
           </w:tcPr>
           <w:p>
             <w:pPr>
@@ -1837,9 +2885,26 @@
             <w:r>
               <w:rPr>
                 <w:rFonts w:cs="Times New Roman"/>
-                <w:sz w:val="20"/>
+                <w:sz w:val="19"/>
               </w:rPr>
-              <w:t>Completed</w:t>
+              <w:t>Done</w:t>
+            </w:r>
+          </w:p>
+        </w:tc>
+        <w:tc>
+          <w:tcPr>
+            <w:tcW w:w="3402" w:type="dxa"/>
+          </w:tcPr>
+          <w:p>
+            <w:pPr>
+              <w:spacing w:after="40" w:line="240" w:lineRule="auto"/>
+            </w:pPr>
+            <w:r>
+              <w:rPr>
+                <w:rFonts w:cs="Times New Roman"/>
+                <w:sz w:val="19"/>
+              </w:rPr>
+              <w:t>17 leaks, 42 safe sites</w:t>
             </w:r>
           </w:p>
         </w:tc>
@@ -1850,7 +2915,7 @@
         </w:trPr>
         <w:tc>
           <w:tcPr>
-            <w:tcW w:w="6803" w:type="dxa"/>
+            <w:tcW w:w="4252" w:type="dxa"/>
           </w:tcPr>
           <w:p>
             <w:pPr>
@@ -1859,15 +2924,15 @@
             <w:r>
               <w:rPr>
                 <w:rFonts w:cs="Times New Roman"/>
-                <w:sz w:val="20"/>
+                <w:sz w:val="19"/>
               </w:rPr>
-              <w:t>Targeted confirmation with kmemleak and verdicts</w:t>
+              <w:t>Static analyser: aliases, paths, triggers</w:t>
             </w:r>
           </w:p>
         </w:tc>
         <w:tc>
           <w:tcPr>
-            <w:tcW w:w="2268" w:type="dxa"/>
+            <w:tcW w:w="1417" w:type="dxa"/>
           </w:tcPr>
           <w:p>
             <w:pPr>
@@ -1876,9 +2941,26 @@
             <w:r>
               <w:rPr>
                 <w:rFonts w:cs="Times New Roman"/>
-                <w:sz w:val="20"/>
+                <w:sz w:val="19"/>
               </w:rPr>
-              <w:t>Working prototype</w:t>
+              <w:t>Done</w:t>
+            </w:r>
+          </w:p>
+        </w:tc>
+        <w:tc>
+          <w:tcPr>
+            <w:tcW w:w="3402" w:type="dxa"/>
+          </w:tcPr>
+          <w:p>
+            <w:pPr>
+              <w:spacing w:after="40" w:line="240" w:lineRule="auto"/>
+            </w:pPr>
+            <w:r>
+              <w:rPr>
+                <w:rFonts w:cs="Times New Roman"/>
+                <w:sz w:val="19"/>
+              </w:rPr>
+              <w:t>C++/LLVM</w:t>
             </w:r>
           </w:p>
         </w:tc>
@@ -1889,7 +2971,7 @@
         </w:trPr>
         <w:tc>
           <w:tcPr>
-            <w:tcW w:w="6803" w:type="dxa"/>
+            <w:tcW w:w="4252" w:type="dxa"/>
           </w:tcPr>
           <w:p>
             <w:pPr>
@@ -1898,15 +2980,15 @@
             <w:r>
               <w:rPr>
                 <w:rFonts w:cs="Times New Roman"/>
-                <w:sz w:val="20"/>
+                <w:sz w:val="19"/>
               </w:rPr>
-              <w:t>Dynamic baselines, ablation, repeated runs</w:t>
+              <w:t>Ownership hand-over, summaries, branch correlation</w:t>
             </w:r>
           </w:p>
         </w:tc>
         <w:tc>
           <w:tcPr>
-            <w:tcW w:w="2268" w:type="dxa"/>
+            <w:tcW w:w="1417" w:type="dxa"/>
           </w:tcPr>
           <w:p>
             <w:pPr>
@@ -1915,9 +2997,26 @@
             <w:r>
               <w:rPr>
                 <w:rFonts w:cs="Times New Roman"/>
-                <w:sz w:val="20"/>
+                <w:sz w:val="19"/>
               </w:rPr>
-              <w:t>In progress (Review II)</w:t>
+              <w:t>Done</w:t>
+            </w:r>
+          </w:p>
+        </w:tc>
+        <w:tc>
+          <w:tcPr>
+            <w:tcW w:w="3402" w:type="dxa"/>
+          </w:tcPr>
+          <w:p>
+            <w:pPr>
+              <w:spacing w:after="40" w:line="240" w:lineRule="auto"/>
+            </w:pPr>
+            <w:r>
+              <w:rPr>
+                <w:rFonts w:cs="Times New Roman"/>
+                <w:sz w:val="19"/>
+              </w:rPr>
+              <w:t>reduces false alarms</w:t>
             </w:r>
           </w:p>
         </w:tc>
@@ -1928,7 +3027,7 @@
         </w:trPr>
         <w:tc>
           <w:tcPr>
-            <w:tcW w:w="6803" w:type="dxa"/>
+            <w:tcW w:w="4252" w:type="dxa"/>
           </w:tcPr>
           <w:p>
             <w:pPr>
@@ -1937,15 +3036,15 @@
             <w:r>
               <w:rPr>
                 <w:rFonts w:cs="Times New Roman"/>
-                <w:sz w:val="20"/>
+                <w:sz w:val="19"/>
               </w:rPr>
-              <w:t>Dashboard, report, user manual, presentation</w:t>
+              <w:t>Mapping and confirmation runs, verdicts</w:t>
             </w:r>
           </w:p>
         </w:tc>
         <w:tc>
           <w:tcPr>
-            <w:tcW w:w="2268" w:type="dxa"/>
+            <w:tcW w:w="1417" w:type="dxa"/>
           </w:tcPr>
           <w:p>
             <w:pPr>
@@ -1954,9 +3053,307 @@
             <w:r>
               <w:rPr>
                 <w:rFonts w:cs="Times New Roman"/>
-                <w:sz w:val="20"/>
+                <w:sz w:val="19"/>
               </w:rPr>
-              <w:t>In progress (Review II)</w:t>
+              <w:t>Done</w:t>
+            </w:r>
+          </w:p>
+        </w:tc>
+        <w:tc>
+          <w:tcPr>
+            <w:tcW w:w="3402" w:type="dxa"/>
+          </w:tcPr>
+          <w:p>
+            <w:pPr>
+              <w:spacing w:after="40" w:line="240" w:lineRule="auto"/>
+            </w:pPr>
+            <w:r>
+              <w:rPr>
+                <w:rFonts w:cs="Times New Roman"/>
+                <w:sz w:val="19"/>
+              </w:rPr>
+              <w:t>end to end</w:t>
+            </w:r>
+          </w:p>
+        </w:tc>
+      </w:tr>
+      <w:tr>
+        <w:trPr>
+          <w:jc w:val="center"/>
+        </w:trPr>
+        <w:tc>
+          <w:tcPr>
+            <w:tcW w:w="4252" w:type="dxa"/>
+          </w:tcPr>
+          <w:p>
+            <w:pPr>
+              <w:spacing w:after="40" w:line="240" w:lineRule="auto"/>
+            </w:pPr>
+            <w:r>
+              <w:rPr>
+                <w:rFonts w:cs="Times New Roman"/>
+                <w:sz w:val="19"/>
+              </w:rPr>
+              <w:t>Baselines (exhaustive, random, cppcheck)</w:t>
+            </w:r>
+          </w:p>
+        </w:tc>
+        <w:tc>
+          <w:tcPr>
+            <w:tcW w:w="1417" w:type="dxa"/>
+          </w:tcPr>
+          <w:p>
+            <w:pPr>
+              <w:spacing w:after="40" w:line="240" w:lineRule="auto"/>
+            </w:pPr>
+            <w:r>
+              <w:rPr>
+                <w:rFonts w:cs="Times New Roman"/>
+                <w:sz w:val="19"/>
+              </w:rPr>
+              <w:t>In progress</w:t>
+            </w:r>
+          </w:p>
+        </w:tc>
+        <w:tc>
+          <w:tcPr>
+            <w:tcW w:w="3402" w:type="dxa"/>
+          </w:tcPr>
+          <w:p>
+            <w:pPr>
+              <w:spacing w:after="40" w:line="240" w:lineRule="auto"/>
+            </w:pPr>
+            <w:r>
+              <w:rPr>
+                <w:rFonts w:cs="Times New Roman"/>
+                <w:sz w:val="19"/>
+              </w:rPr>
+              <w:t>Review-II</w:t>
+            </w:r>
+          </w:p>
+        </w:tc>
+      </w:tr>
+      <w:tr>
+        <w:trPr>
+          <w:jc w:val="center"/>
+        </w:trPr>
+        <w:tc>
+          <w:tcPr>
+            <w:tcW w:w="4252" w:type="dxa"/>
+          </w:tcPr>
+          <w:p>
+            <w:pPr>
+              <w:spacing w:after="40" w:line="240" w:lineRule="auto"/>
+            </w:pPr>
+            <w:r>
+              <w:rPr>
+                <w:rFonts w:cs="Times New Roman"/>
+                <w:sz w:val="19"/>
+              </w:rPr>
+              <w:t>Fix patch generation and validation</w:t>
+            </w:r>
+          </w:p>
+        </w:tc>
+        <w:tc>
+          <w:tcPr>
+            <w:tcW w:w="1417" w:type="dxa"/>
+          </w:tcPr>
+          <w:p>
+            <w:pPr>
+              <w:spacing w:after="40" w:line="240" w:lineRule="auto"/>
+            </w:pPr>
+            <w:r>
+              <w:rPr>
+                <w:rFonts w:cs="Times New Roman"/>
+                <w:sz w:val="19"/>
+              </w:rPr>
+              <w:t>In progress</w:t>
+            </w:r>
+          </w:p>
+        </w:tc>
+        <w:tc>
+          <w:tcPr>
+            <w:tcW w:w="3402" w:type="dxa"/>
+          </w:tcPr>
+          <w:p>
+            <w:pPr>
+              <w:spacing w:after="40" w:line="240" w:lineRule="auto"/>
+            </w:pPr>
+            <w:r>
+              <w:rPr>
+                <w:rFonts w:cs="Times New Roman"/>
+                <w:sz w:val="19"/>
+              </w:rPr>
+              <w:t>Review-II</w:t>
+            </w:r>
+          </w:p>
+        </w:tc>
+      </w:tr>
+      <w:tr>
+        <w:trPr>
+          <w:jc w:val="center"/>
+        </w:trPr>
+        <w:tc>
+          <w:tcPr>
+            <w:tcW w:w="4252" w:type="dxa"/>
+          </w:tcPr>
+          <w:p>
+            <w:pPr>
+              <w:spacing w:after="40" w:line="240" w:lineRule="auto"/>
+            </w:pPr>
+            <w:r>
+              <w:rPr>
+                <w:rFonts w:cs="Times New Roman"/>
+                <w:sz w:val="19"/>
+              </w:rPr>
+              <w:lastRenderedPageBreak/>
+              <w:t>Dashboard</w:t>
+            </w:r>
+          </w:p>
+        </w:tc>
+        <w:tc>
+          <w:tcPr>
+            <w:tcW w:w="1417" w:type="dxa"/>
+          </w:tcPr>
+          <w:p>
+            <w:pPr>
+              <w:spacing w:after="40" w:line="240" w:lineRule="auto"/>
+            </w:pPr>
+            <w:r>
+              <w:rPr>
+                <w:rFonts w:cs="Times New Roman"/>
+                <w:sz w:val="19"/>
+              </w:rPr>
+              <w:t>Prototype</w:t>
+            </w:r>
+          </w:p>
+        </w:tc>
+        <w:tc>
+          <w:tcPr>
+            <w:tcW w:w="3402" w:type="dxa"/>
+          </w:tcPr>
+          <w:p>
+            <w:pPr>
+              <w:spacing w:after="40" w:line="240" w:lineRule="auto"/>
+            </w:pPr>
+            <w:r>
+              <w:rPr>
+                <w:rFonts w:cs="Times New Roman"/>
+                <w:sz w:val="19"/>
+              </w:rPr>
+              <w:t>findings page works</w:t>
+            </w:r>
+          </w:p>
+        </w:tc>
+      </w:tr>
+      <w:tr>
+        <w:trPr>
+          <w:jc w:val="center"/>
+        </w:trPr>
+        <w:tc>
+          <w:tcPr>
+            <w:tcW w:w="4252" w:type="dxa"/>
+          </w:tcPr>
+          <w:p>
+            <w:pPr>
+              <w:spacing w:after="40" w:line="240" w:lineRule="auto"/>
+            </w:pPr>
+            <w:r>
+              <w:rPr>
+                <w:rFonts w:cs="Times New Roman"/>
+                <w:sz w:val="19"/>
+              </w:rPr>
+              <w:t>Real kernel modules</w:t>
+            </w:r>
+          </w:p>
+        </w:tc>
+        <w:tc>
+          <w:tcPr>
+            <w:tcW w:w="1417" w:type="dxa"/>
+          </w:tcPr>
+          <w:p>
+            <w:pPr>
+              <w:spacing w:after="40" w:line="240" w:lineRule="auto"/>
+            </w:pPr>
+            <w:r>
+              <w:rPr>
+                <w:rFonts w:cs="Times New Roman"/>
+                <w:sz w:val="19"/>
+              </w:rPr>
+              <w:t>Planned</w:t>
+            </w:r>
+          </w:p>
+        </w:tc>
+        <w:tc>
+          <w:tcPr>
+            <w:tcW w:w="3402" w:type="dxa"/>
+          </w:tcPr>
+          <w:p>
+            <w:pPr>
+              <w:spacing w:after="40" w:line="240" w:lineRule="auto"/>
+            </w:pPr>
+            <w:r>
+              <w:rPr>
+                <w:rFonts w:cs="Times New Roman"/>
+                <w:sz w:val="19"/>
+              </w:rPr>
+              <w:t>Review-II</w:t>
+            </w:r>
+          </w:p>
+        </w:tc>
+      </w:tr>
+      <w:tr>
+        <w:trPr>
+          <w:jc w:val="center"/>
+        </w:trPr>
+        <w:tc>
+          <w:tcPr>
+            <w:tcW w:w="4252" w:type="dxa"/>
+          </w:tcPr>
+          <w:p>
+            <w:pPr>
+              <w:spacing w:after="40" w:line="240" w:lineRule="auto"/>
+            </w:pPr>
+            <w:r>
+              <w:rPr>
+                <w:rFonts w:cs="Times New Roman"/>
+                <w:sz w:val="19"/>
+              </w:rPr>
+              <w:t>Report, manual, presentation</w:t>
+            </w:r>
+          </w:p>
+        </w:tc>
+        <w:tc>
+          <w:tcPr>
+            <w:tcW w:w="1417" w:type="dxa"/>
+          </w:tcPr>
+          <w:p>
+            <w:pPr>
+              <w:spacing w:after="40" w:line="240" w:lineRule="auto"/>
+            </w:pPr>
+            <w:r>
+              <w:rPr>
+                <w:rFonts w:cs="Times New Roman"/>
+                <w:sz w:val="19"/>
+              </w:rPr>
+              <w:t>In progress</w:t>
+            </w:r>
+          </w:p>
+        </w:tc>
+        <w:tc>
+          <w:tcPr>
+            <w:tcW w:w="3402" w:type="dxa"/>
+          </w:tcPr>
+          <w:p>
+            <w:pPr>
+              <w:spacing w:after="40" w:line="240" w:lineRule="auto"/>
+            </w:pPr>
+            <w:r>
+              <w:rPr>
+                <w:rFonts w:cs="Times New Roman"/>
+                <w:sz w:val="19"/>
+              </w:rPr>
+              <w:t>Review-II</w:t>
             </w:r>
           </w:p>
         </w:tc>
@@ -1969,34 +3366,21 @@
     </w:p>
     <w:p>
       <w:pPr>
+        <w:pStyle w:val="Heading2"/>
+      </w:pPr>
+      <w:r>
+        <w:t>6. Screenshots of the Working Prototype</w:t>
+      </w:r>
+    </w:p>
+    <w:p>
+      <w:pPr>
         <w:jc w:val="both"/>
       </w:pPr>
       <w:r>
         <w:rPr>
           <w:rFonts w:cs="Times New Roman"/>
         </w:rPr>
-        <w:t xml:space="preserve">The core functionality is executable end to end: </w:t>
-      </w:r>
-      <w:r>
-        <w:rPr>
-          <w:rFonts w:ascii="Consolas" w:eastAsia="Consolas" w:hAnsi="Consolas" w:cs="Consolas"/>
-          <w:sz w:val="22"/>
-        </w:rPr>
-        <w:t>python3 -m klg all</w:t>
-      </w:r>
-      <w:r>
-        <w:rPr>
-          <w:rFonts w:cs="Times New Roman"/>
-        </w:rPr>
-        <w:t xml:space="preserve"> builds the corpus, runs the analyser and verifies the warnings inside the virtual machine.</w:t>
-      </w:r>
-    </w:p>
-    <w:p>
-      <w:pPr>
-        <w:pStyle w:val="Heading2"/>
-      </w:pPr>
-      <w:r>
-        <w:t>Screenshots</w:t>
+        <w:t>The screenshots below were taken from the running system.</w:t>
       </w:r>
     </w:p>
     <w:p>
@@ -2009,8 +3393,8 @@
           <w:noProof/>
         </w:rPr>
         <w:drawing>
-          <wp:inline distT="0" distB="0" distL="0" distR="0" wp14:anchorId="3BF250CA" wp14:editId="5A1237EA">
-            <wp:extent cx="5760000" cy="2922428"/>
+          <wp:inline distT="0" distB="0" distL="0" distR="0">
+            <wp:extent cx="5400000" cy="3765071"/>
             <wp:effectExtent l="0" t="0" r="0" b="0"/>
             <wp:docPr id="11" name="Picture 11"/>
             <wp:cNvGraphicFramePr>
@@ -2020,7 +3404,7 @@
               <a:graphicData uri="http://schemas.openxmlformats.org/drawingml/2006/picture">
                 <pic:pic xmlns:pic="http://schemas.openxmlformats.org/drawingml/2006/picture">
                   <pic:nvPicPr>
-                    <pic:cNvPr id="0" name="shot_pipeline.png"/>
+                    <pic:cNvPr id="0" name="ss_term_analyzer.png"/>
                     <pic:cNvPicPr/>
                   </pic:nvPicPr>
                   <pic:blipFill>
@@ -2032,7 +3416,7 @@
                   <pic:spPr>
                     <a:xfrm>
                       <a:off x="0" y="0"/>
-                      <a:ext cx="5760000" cy="2922428"/>
+                      <a:ext cx="5400000" cy="3765071"/>
                     </a:xfrm>
                     <a:prstGeom prst="rect">
                       <a:avLst/>
@@ -2055,7 +3439,7 @@
           <w:b/>
           <w:sz w:val="22"/>
         </w:rPr>
-        <w:t>Figure 4.1: Running the complete pipeline</w:t>
+        <w:t>Figure 6.1: The static analyser's report for one benchmark module</w:t>
       </w:r>
     </w:p>
     <w:p>
@@ -2069,8 +3453,8 @@
         </w:rPr>
         <w:lastRenderedPageBreak/>
         <w:drawing>
-          <wp:inline distT="0" distB="0" distL="0" distR="0" wp14:anchorId="07F7E061" wp14:editId="4B67B0F2">
-            <wp:extent cx="5760000" cy="3694845"/>
+          <wp:inline distT="0" distB="0" distL="0" distR="0">
+            <wp:extent cx="5760000" cy="3790516"/>
             <wp:effectExtent l="0" t="0" r="0" b="0"/>
             <wp:docPr id="12" name="Picture 12"/>
             <wp:cNvGraphicFramePr>
@@ -2092,7 +3476,7 @@
                   <pic:spPr>
                     <a:xfrm>
                       <a:off x="0" y="0"/>
-                      <a:ext cx="5760000" cy="3694845"/>
+                      <a:ext cx="5760000" cy="3790516"/>
                     </a:xfrm>
                     <a:prstGeom prst="rect">
                       <a:avLst/>
@@ -2115,7 +3499,7 @@
           <w:b/>
           <w:sz w:val="22"/>
         </w:rPr>
-        <w:t>Figure 4.2: Findings with runtime verdicts</w:t>
+        <w:t>Figure 6.2: Findings and verdicts on the command line (python3 -m klg show)</w:t>
       </w:r>
     </w:p>
     <w:p>
@@ -2128,10 +3512,70 @@
           <w:noProof/>
         </w:rPr>
         <w:drawing>
-          <wp:inline distT="0" distB="0" distL="0" distR="0" wp14:anchorId="63FC073C" wp14:editId="56AE6209">
+          <wp:inline distT="0" distB="0" distL="0" distR="0">
+            <wp:extent cx="5400000" cy="3000000"/>
+            <wp:effectExtent l="0" t="0" r="0" b="0"/>
+            <wp:docPr id="13" name="Picture 13"/>
+            <wp:cNvGraphicFramePr>
+              <a:graphicFrameLocks xmlns:a="http://schemas.openxmlformats.org/drawingml/2006/main" noChangeAspect="1"/>
+            </wp:cNvGraphicFramePr>
+            <a:graphic xmlns:a="http://schemas.openxmlformats.org/drawingml/2006/main">
+              <a:graphicData uri="http://schemas.openxmlformats.org/drawingml/2006/picture">
+                <pic:pic xmlns:pic="http://schemas.openxmlformats.org/drawingml/2006/picture">
+                  <pic:nvPicPr>
+                    <pic:cNvPr id="0" name="ss_vm_boot.png"/>
+                    <pic:cNvPicPr/>
+                  </pic:nvPicPr>
+                  <pic:blipFill>
+                    <a:blip r:embed="rId12"/>
+                    <a:stretch>
+                      <a:fillRect/>
+                    </a:stretch>
+                  </pic:blipFill>
+                  <pic:spPr>
+                    <a:xfrm>
+                      <a:off x="0" y="0"/>
+                      <a:ext cx="5400000" cy="3000000"/>
+                    </a:xfrm>
+                    <a:prstGeom prst="rect">
+                      <a:avLst/>
+                    </a:prstGeom>
+                  </pic:spPr>
+                </pic:pic>
+              </a:graphicData>
+            </a:graphic>
+          </wp:inline>
+        </w:drawing>
+      </w:r>
+    </w:p>
+    <w:p>
+      <w:pPr>
+        <w:jc w:val="center"/>
+      </w:pPr>
+      <w:r>
+        <w:rPr>
+          <w:rFonts w:cs="Times New Roman"/>
+          <w:b/>
+          <w:sz w:val="22"/>
+        </w:rPr>
+        <w:t>Figure 6.3: Our Linux 6.18.55 kernel booting inside the QEMU virtual machine</w:t>
+      </w:r>
+    </w:p>
+    <w:p>
+      <w:pPr>
+        <w:keepNext/>
+        <w:jc w:val="center"/>
+      </w:pPr>
+      <w:r>
+        <w:rPr>
+          <w:noProof/>
+        </w:rPr>
+        <w:lastRenderedPageBreak/>
+        <w:drawing>
+          <wp:inline distT="0" distB="0" distL="0" distR="0">
             <wp:extent cx="5760000" cy="3146253"/>
             <wp:effectExtent l="0" t="0" r="0" b="0"/>
-            <wp:docPr id="13" name="Picture 13"/>
+            <wp:docPr id="14" name="Picture 14"/>
             <wp:cNvGraphicFramePr>
               <a:graphicFrameLocks xmlns:a="http://schemas.openxmlformats.org/drawingml/2006/main" noChangeAspect="1"/>
             </wp:cNvGraphicFramePr>
@@ -2143,7 +3587,7 @@
                     <pic:cNvPicPr/>
                   </pic:nvPicPr>
                   <pic:blipFill>
-                    <a:blip r:embed="rId12"/>
+                    <a:blip r:embed="rId13"/>
                     <a:stretch>
                       <a:fillRect/>
                     </a:stretch>
@@ -2174,7 +3618,7 @@
           <w:b/>
           <w:sz w:val="22"/>
         </w:rPr>
-        <w:t>Figure 4.3: klg-agent injecting a failure inside the guest</w:t>
+        <w:t>Figure 6.4: The agent injecting a failure inside the guest</w:t>
       </w:r>
     </w:p>
     <w:p>
@@ -2186,12 +3630,71 @@
         <w:rPr>
           <w:noProof/>
         </w:rPr>
+        <w:drawing>
+          <wp:inline distT="0" distB="0" distL="0" distR="0">
+            <wp:extent cx="5400000" cy="3000000"/>
+            <wp:effectExtent l="0" t="0" r="0" b="0"/>
+            <wp:docPr id="15" name="Picture 15"/>
+            <wp:cNvGraphicFramePr>
+              <a:graphicFrameLocks xmlns:a="http://schemas.openxmlformats.org/drawingml/2006/main" noChangeAspect="1"/>
+            </wp:cNvGraphicFramePr>
+            <a:graphic xmlns:a="http://schemas.openxmlformats.org/drawingml/2006/main">
+              <a:graphicData uri="http://schemas.openxmlformats.org/drawingml/2006/picture">
+                <pic:pic xmlns:pic="http://schemas.openxmlformats.org/drawingml/2006/picture">
+                  <pic:nvPicPr>
+                    <pic:cNvPr id="0" name="ss_vm_step3_fault.png"/>
+                    <pic:cNvPicPr/>
+                  </pic:nvPicPr>
+                  <pic:blipFill>
+                    <a:blip r:embed="rId14"/>
+                    <a:stretch>
+                      <a:fillRect/>
+                    </a:stretch>
+                  </pic:blipFill>
+                  <pic:spPr>
+                    <a:xfrm>
+                      <a:off x="0" y="0"/>
+                      <a:ext cx="5400000" cy="3000000"/>
+                    </a:xfrm>
+                    <a:prstGeom prst="rect">
+                      <a:avLst/>
+                    </a:prstGeom>
+                  </pic:spPr>
+                </pic:pic>
+              </a:graphicData>
+            </a:graphic>
+          </wp:inline>
+        </w:drawing>
+      </w:r>
+    </w:p>
+    <w:p>
+      <w:pPr>
+        <w:jc w:val="center"/>
+      </w:pPr>
+      <w:r>
+        <w:rPr>
+          <w:rFonts w:cs="Times New Roman"/>
+          <w:b/>
+          <w:sz w:val="22"/>
+        </w:rPr>
+        <w:t>Figure 6.5: A failure injected while a real module (erofs) loads</w:t>
+      </w:r>
+    </w:p>
+    <w:p>
+      <w:pPr>
+        <w:keepNext/>
+        <w:jc w:val="center"/>
+      </w:pPr>
+      <w:r>
+        <w:rPr>
+          <w:noProof/>
+        </w:rPr>
         <w:lastRenderedPageBreak/>
         <w:drawing>
-          <wp:inline distT="0" distB="0" distL="0" distR="0" wp14:anchorId="7AF3D9EB" wp14:editId="77FC06BA">
+          <wp:inline distT="0" distB="0" distL="0" distR="0">
             <wp:extent cx="5760000" cy="2093437"/>
             <wp:effectExtent l="0" t="0" r="0" b="0"/>
-            <wp:docPr id="14" name="Picture 14"/>
+            <wp:docPr id="16" name="Picture 16"/>
             <wp:cNvGraphicFramePr>
               <a:graphicFrameLocks xmlns:a="http://schemas.openxmlformats.org/drawingml/2006/main" noChangeAspect="1"/>
             </wp:cNvGraphicFramePr>
@@ -2203,7 +3706,7 @@
                     <pic:cNvPicPr/>
                   </pic:nvPicPr>
                   <pic:blipFill>
-                    <a:blip r:embed="rId13"/>
+                    <a:blip r:embed="rId15"/>
                     <a:stretch>
                       <a:fillRect/>
                     </a:stretch>
@@ -2234,18 +3737,7 @@
           <w:b/>
           <w:sz w:val="22"/>
         </w:rPr>
-        <w:t>Figure 4.4: kmemleak reporting the leaked object</w:t>
-      </w:r>
-    </w:p>
-    <w:p>
-      <w:pPr>
-        <w:pStyle w:val="Heading1"/>
-        <w:pageBreakBefore/>
-        <w:jc w:val="center"/>
-      </w:pPr>
-      <w:r>
-        <w:lastRenderedPageBreak/>
-        <w:t>CHAPTER 5: CHALLENGES FACED</w:t>
+        <w:t>Figure 6.6: kmemleak reporting the leaked object, with its call stack</w:t>
       </w:r>
     </w:p>
     <w:p>
@@ -2255,11 +3747,89 @@
       </w:pPr>
       <w:r>
         <w:rPr>
+          <w:noProof/>
+        </w:rPr>
+        <w:drawing>
+          <wp:inline distT="0" distB="0" distL="0" distR="0">
+            <wp:extent cx="5760000" cy="4084800"/>
+            <wp:effectExtent l="0" t="0" r="0" b="0"/>
+            <wp:docPr id="17" name="Picture 17"/>
+            <wp:cNvGraphicFramePr>
+              <a:graphicFrameLocks xmlns:a="http://schemas.openxmlformats.org/drawingml/2006/main" noChangeAspect="1"/>
+            </wp:cNvGraphicFramePr>
+            <a:graphic xmlns:a="http://schemas.openxmlformats.org/drawingml/2006/main">
+              <a:graphicData uri="http://schemas.openxmlformats.org/drawingml/2006/picture">
+                <pic:pic xmlns:pic="http://schemas.openxmlformats.org/drawingml/2006/picture">
+                  <pic:nvPicPr>
+                    <pic:cNvPr id="0" name="ss_dash_findings.png"/>
+                    <pic:cNvPicPr/>
+                  </pic:nvPicPr>
+                  <pic:blipFill>
+                    <a:blip r:embed="rId16"/>
+                    <a:stretch>
+                      <a:fillRect/>
+                    </a:stretch>
+                  </pic:blipFill>
+                  <pic:spPr>
+                    <a:xfrm>
+                      <a:off x="0" y="0"/>
+                      <a:ext cx="5760000" cy="4084800"/>
+                    </a:xfrm>
+                    <a:prstGeom prst="rect">
+                      <a:avLst/>
+                    </a:prstGeom>
+                  </pic:spPr>
+                </pic:pic>
+              </a:graphicData>
+            </a:graphic>
+          </wp:inline>
+        </w:drawing>
+      </w:r>
+    </w:p>
+    <w:p>
+      <w:pPr>
+        <w:jc w:val="center"/>
+      </w:pPr>
+      <w:r>
+        <w:rPr>
           <w:rFonts w:cs="Times New Roman"/>
           <w:b/>
           <w:sz w:val="22"/>
         </w:rPr>
-        <w:t>Table 5.1: Challenges and solutions</w:t>
+        <w:t>Figure 6.7: Dashboard prototype: the list of findings with verdicts</w:t>
+      </w:r>
+    </w:p>
+    <w:p>
+      <w:pPr>
+        <w:pStyle w:val="Heading2"/>
+      </w:pPr>
+      <w:r>
+        <w:t>7. Challenges Faced</w:t>
+      </w:r>
+    </w:p>
+    <w:p>
+      <w:pPr>
+        <w:jc w:val="both"/>
+      </w:pPr>
+      <w:r>
+        <w:rPr>
+          <w:rFonts w:cs="Times New Roman"/>
+        </w:rPr>
+        <w:t>Not everything worked the first time. These were the hardest problems and how we solved them.</w:t>
+      </w:r>
+    </w:p>
+    <w:p>
+      <w:pPr>
+        <w:keepNext/>
+        <w:jc w:val="center"/>
+      </w:pPr>
+      <w:r>
+        <w:rPr>
+          <w:rFonts w:cs="Times New Roman"/>
+          <w:b/>
+          <w:sz w:val="22"/>
+        </w:rPr>
+        <w:t>Table 7.1: Challenges and solutions</w:t>
       </w:r>
     </w:p>
     <w:tbl>
@@ -2270,9 +3840,9 @@
         <w:tblLook w:val="04A0" w:firstRow="1" w:lastRow="0" w:firstColumn="1" w:lastColumn="0" w:noHBand="0" w:noVBand="1"/>
       </w:tblPr>
       <w:tblGrid>
-        <w:gridCol w:w="2416"/>
-        <w:gridCol w:w="3218"/>
-        <w:gridCol w:w="3382"/>
+        <w:gridCol w:w="1862"/>
+        <w:gridCol w:w="3380"/>
+        <w:gridCol w:w="3774"/>
       </w:tblGrid>
       <w:tr>
         <w:trPr>
@@ -2280,7 +3850,7 @@
         </w:trPr>
         <w:tc>
           <w:tcPr>
-            <w:tcW w:w="2438" w:type="dxa"/>
+            <w:tcW w:w="1871" w:type="dxa"/>
             <w:shd w:val="clear" w:color="auto" w:fill="E7E6E1"/>
           </w:tcPr>
           <w:p>
@@ -2291,28 +3861,9 @@
               <w:rPr>
                 <w:rFonts w:cs="Times New Roman"/>
                 <w:b/>
-                <w:sz w:val="18"/>
+                <w:sz w:val="19"/>
               </w:rPr>
               <w:t>Challenge</w:t>
-            </w:r>
-          </w:p>
-        </w:tc>
-        <w:tc>
-          <w:tcPr>
-            <w:tcW w:w="3231" w:type="dxa"/>
-            <w:shd w:val="clear" w:color="auto" w:fill="E7E6E1"/>
-          </w:tcPr>
-          <w:p>
-            <w:pPr>
-              <w:spacing w:after="40" w:line="240" w:lineRule="auto"/>
-            </w:pPr>
-            <w:r>
-              <w:rPr>
-                <w:rFonts w:cs="Times New Roman"/>
-                <w:b/>
-                <w:sz w:val="18"/>
-              </w:rPr>
-              <w:t>Cause</w:t>
             </w:r>
           </w:p>
         </w:tc>
@@ -2329,9 +3880,28 @@
               <w:rPr>
                 <w:rFonts w:cs="Times New Roman"/>
                 <w:b/>
-                <w:sz w:val="18"/>
+                <w:sz w:val="19"/>
               </w:rPr>
-              <w:t>Solution</w:t>
+              <w:t>What happened</w:t>
+            </w:r>
+          </w:p>
+        </w:tc>
+        <w:tc>
+          <w:tcPr>
+            <w:tcW w:w="3798" w:type="dxa"/>
+            <w:shd w:val="clear" w:color="auto" w:fill="E7E6E1"/>
+          </w:tcPr>
+          <w:p>
+            <w:pPr>
+              <w:spacing w:after="40" w:line="240" w:lineRule="auto"/>
+            </w:pPr>
+            <w:r>
+              <w:rPr>
+                <w:rFonts w:cs="Times New Roman"/>
+                <w:b/>
+                <w:sz w:val="19"/>
+              </w:rPr>
+              <w:t>How we solved it</w:t>
             </w:r>
           </w:p>
         </w:tc>
@@ -2342,7 +3912,7 @@
         </w:trPr>
         <w:tc>
           <w:tcPr>
-            <w:tcW w:w="2438" w:type="dxa"/>
+            <w:tcW w:w="1871" w:type="dxa"/>
           </w:tcPr>
           <w:p>
             <w:pPr>
@@ -2351,26 +3921,10 @@
             <w:r>
               <w:rPr>
                 <w:rFonts w:cs="Times New Roman"/>
-                <w:sz w:val="18"/>
+                <w:sz w:val="19"/>
               </w:rPr>
-              <w:t>Every kmalloc() appeared twice in the IR</w:t>
-            </w:r>
-          </w:p>
-        </w:tc>
-        <w:tc>
-          <w:tcPr>
-            <w:tcW w:w="3231" w:type="dxa"/>
-          </w:tcPr>
-          <w:p>
-            <w:pPr>
-              <w:spacing w:after="40" w:line="240" w:lineRule="auto"/>
-            </w:pPr>
-            <w:r>
-              <w:rPr>
-                <w:rFonts w:cs="Times New Roman"/>
-                <w:sz w:val="18"/>
-              </w:rPr>
-              <w:t>kmalloc's macro tests mem_alloc_profiling_enabled() even when profiling is off</w:t>
+              <w:lastRenderedPageBreak/>
+              <w:t>Fault injection ignored</w:t>
             </w:r>
           </w:p>
         </w:tc>
@@ -2385,9 +3939,26 @@
             <w:r>
               <w:rPr>
                 <w:rFonts w:cs="Times New Roman"/>
-                <w:sz w:val="18"/>
+                <w:sz w:val="19"/>
               </w:rPr>
-              <w:t>Fold constant-returning stubs and remove dead branches before analysis</w:t>
+              <w:t>Failing a function by name did nothing for our calls.</w:t>
+            </w:r>
+          </w:p>
+        </w:tc>
+        <w:tc>
+          <w:tcPr>
+            <w:tcW w:w="3798" w:type="dxa"/>
+          </w:tcPr>
+          <w:p>
+            <w:pPr>
+              <w:spacing w:after="40" w:line="240" w:lineRule="auto"/>
+            </w:pPr>
+            <w:r>
+              <w:rPr>
+                <w:rFonts w:cs="Times New Roman"/>
+                <w:sz w:val="19"/>
+              </w:rPr>
+              <w:t>The kernel's probe mechanism had to be built in its ftrace-based mode; with the other mode the injection never matched our task.</w:t>
             </w:r>
           </w:p>
         </w:tc>
@@ -2398,7 +3969,7 @@
         </w:trPr>
         <w:tc>
           <w:tcPr>
-            <w:tcW w:w="2438" w:type="dxa"/>
+            <w:tcW w:w="1871" w:type="dxa"/>
           </w:tcPr>
           <w:p>
             <w:pPr>
@@ -2407,26 +3978,9 @@
             <w:r>
               <w:rPr>
                 <w:rFonts w:cs="Times New Roman"/>
-                <w:sz w:val="18"/>
+                <w:sz w:val="19"/>
               </w:rPr>
-              <w:t>Correlated conditions reported as leaks</w:t>
-            </w:r>
-          </w:p>
-        </w:tc>
-        <w:tc>
-          <w:tcPr>
-            <w:tcW w:w="3231" w:type="dxa"/>
-          </w:tcPr>
-          <w:p>
-            <w:pPr>
-              <w:spacing w:after="40" w:line="240" w:lineRule="auto"/>
-            </w:pPr>
-            <w:r>
-              <w:rPr>
-                <w:rFonts w:cs="Times New Roman"/>
-                <w:sz w:val="18"/>
-              </w:rPr>
-              <w:t>Path search started at the allocation and ignored the guarding condition</w:t>
+              <w:t>Leaks hidden from kmemleak</w:t>
             </w:r>
           </w:p>
         </w:tc>
@@ -2441,9 +3995,26 @@
             <w:r>
               <w:rPr>
                 <w:rFonts w:cs="Times New Roman"/>
-                <w:sz w:val="18"/>
+                <w:sz w:val="19"/>
               </w:rPr>
-              <w:t>Seed the search with dominating branch decisions</w:t>
+              <w:t>A real leak was found in some runs and missed in others.</w:t>
+            </w:r>
+          </w:p>
+        </w:tc>
+        <w:tc>
+          <w:tcPr>
+            <w:tcW w:w="3798" w:type="dxa"/>
+          </w:tcPr>
+          <w:p>
+            <w:pPr>
+              <w:spacing w:after="40" w:line="240" w:lineRule="auto"/>
+            </w:pPr>
+            <w:r>
+              <w:rPr>
+                <w:rFonts w:cs="Times New Roman"/>
+                <w:sz w:val="19"/>
+              </w:rPr>
+              <w:t>Old copies of pointers on reused stacks and in reused memory made kmemleak think the memory was still used. We clear stacks and zero memory on allocation and free.</w:t>
             </w:r>
           </w:p>
         </w:tc>
@@ -2454,7 +4025,7 @@
         </w:trPr>
         <w:tc>
           <w:tcPr>
-            <w:tcW w:w="2438" w:type="dxa"/>
+            <w:tcW w:w="1871" w:type="dxa"/>
           </w:tcPr>
           <w:p>
             <w:pPr>
@@ -2463,26 +4034,9 @@
             <w:r>
               <w:rPr>
                 <w:rFonts w:cs="Times New Roman"/>
-                <w:sz w:val="18"/>
+                <w:sz w:val="19"/>
               </w:rPr>
-              <w:t>Loop leak missed</w:t>
-            </w:r>
-          </w:p>
-        </w:tc>
-        <w:tc>
-          <w:tcPr>
-            <w:tcW w:w="3231" w:type="dxa"/>
-          </w:tcPr>
-          <w:p>
-            <w:pPr>
-              <w:spacing w:after="40" w:line="240" w:lineRule="auto"/>
-            </w:pPr>
-            <w:r>
-              <w:rPr>
-                <w:rFonts w:cs="Times New Roman"/>
-                <w:sz w:val="18"/>
-              </w:rPr>
-              <w:t>Decisions from iteration 1 applied to iteration 2</w:t>
+              <w:t>Module gone before the scan</w:t>
             </w:r>
           </w:p>
         </w:tc>
@@ -2497,9 +4051,26 @@
             <w:r>
               <w:rPr>
                 <w:rFonts w:cs="Times New Roman"/>
-                <w:sz w:val="18"/>
+                <w:sz w:val="19"/>
               </w:rPr>
-              <w:t>Mark decisions stale when a path goes round a loop again</w:t>
+              <w:t>When a module fails to load, Linux removes it before kmemleak reports, so stack traces showed only raw addresses.</w:t>
+            </w:r>
+          </w:p>
+        </w:tc>
+        <w:tc>
+          <w:tcPr>
+            <w:tcW w:w="3798" w:type="dxa"/>
+          </w:tcPr>
+          <w:p>
+            <w:pPr>
+              <w:spacing w:after="40" w:line="240" w:lineRule="auto"/>
+            </w:pPr>
+            <w:r>
+              <w:rPr>
+                <w:rFonts w:cs="Times New Roman"/>
+                <w:sz w:val="19"/>
+              </w:rPr>
+              <w:t>We wrote klg_modwatch, a tiny module that logs every module's addresses and symbols.</w:t>
             </w:r>
           </w:p>
         </w:tc>
@@ -2510,7 +4081,7 @@
         </w:trPr>
         <w:tc>
           <w:tcPr>
-            <w:tcW w:w="2438" w:type="dxa"/>
+            <w:tcW w:w="1871" w:type="dxa"/>
           </w:tcPr>
           <w:p>
             <w:pPr>
@@ -2519,26 +4090,9 @@
             <w:r>
               <w:rPr>
                 <w:rFonts w:cs="Times New Roman"/>
-                <w:sz w:val="18"/>
+                <w:sz w:val="19"/>
               </w:rPr>
-              <w:t>fail_function ignored fail-nth</w:t>
-            </w:r>
-          </w:p>
-        </w:tc>
-        <w:tc>
-          <w:tcPr>
-            <w:tcW w:w="3231" w:type="dxa"/>
-          </w:tcPr>
-          <w:p>
-            <w:pPr>
-              <w:spacing w:after="40" w:line="240" w:lineRule="auto"/>
-            </w:pPr>
-            <w:r>
-              <w:rPr>
-                <w:rFonts w:cs="Times New Roman"/>
-                <w:sz w:val="18"/>
-              </w:rPr>
-              <w:t>int3 kprobe handlers run in NMI-like context where in_task() is false</w:t>
+              <w:t>Random injection crashed the guest</w:t>
             </w:r>
           </w:p>
         </w:tc>
@@ -2553,9 +4107,26 @@
             <w:r>
               <w:rPr>
                 <w:rFonts w:cs="Times New Roman"/>
-                <w:sz w:val="18"/>
+                <w:sz w:val="19"/>
               </w:rPr>
-              <w:t>Enable ftrace-based kprobes (KPROBES_ON_FTRACE)</w:t>
+              <w:t>PID 1 also got failures and the kernel panicked.</w:t>
+            </w:r>
+          </w:p>
+        </w:tc>
+        <w:tc>
+          <w:tcPr>
+            <w:tcW w:w="3798" w:type="dxa"/>
+          </w:tcPr>
+          <w:p>
+            <w:pPr>
+              <w:spacing w:after="40" w:line="240" w:lineRule="auto"/>
+            </w:pPr>
+            <w:r>
+              <w:rPr>
+                <w:rFonts w:cs="Times New Roman"/>
+                <w:sz w:val="19"/>
+              </w:rPr>
+              <w:t>Restrict injection to the agent's own task before turning it on.</w:t>
             </w:r>
           </w:p>
         </w:tc>
@@ -2566,7 +4137,7 @@
         </w:trPr>
         <w:tc>
           <w:tcPr>
-            <w:tcW w:w="2438" w:type="dxa"/>
+            <w:tcW w:w="1871" w:type="dxa"/>
           </w:tcPr>
           <w:p>
             <w:pPr>
@@ -2575,26 +4146,9 @@
             <w:r>
               <w:rPr>
                 <w:rFonts w:cs="Times New Roman"/>
-                <w:sz w:val="18"/>
+                <w:sz w:val="19"/>
               </w:rPr>
-              <w:t>Guest kernel panic in random baseline</w:t>
-            </w:r>
-          </w:p>
-        </w:tc>
-        <w:tc>
-          <w:tcPr>
-            <w:tcW w:w="3231" w:type="dxa"/>
-          </w:tcPr>
-          <w:p>
-            <w:pPr>
-              <w:spacing w:after="40" w:line="240" w:lineRule="auto"/>
-            </w:pPr>
-            <w:r>
-              <w:rPr>
-                <w:rFonts w:cs="Times New Roman"/>
-                <w:sz w:val="18"/>
-              </w:rPr>
-              <w:t>Probability raised before task filter, faulting PID 1</w:t>
+              <w:t>Too many false alarms</w:t>
             </w:r>
           </w:p>
         </w:tc>
@@ -2609,9 +4163,26 @@
             <w:r>
               <w:rPr>
                 <w:rFonts w:cs="Times New Roman"/>
-                <w:sz w:val="18"/>
+                <w:sz w:val="19"/>
               </w:rPr>
-              <w:t>Enable task-filter first; agent enables faults only around the target syscall</w:t>
+              <w:t>Helpers that return error codes instead of NULL looked like leaks.</w:t>
+            </w:r>
+          </w:p>
+        </w:tc>
+        <w:tc>
+          <w:tcPr>
+            <w:tcW w:w="3798" w:type="dxa"/>
+          </w:tcPr>
+          <w:p>
+            <w:pPr>
+              <w:spacing w:after="40" w:line="240" w:lineRule="auto"/>
+            </w:pPr>
+            <w:r>
+              <w:rPr>
+                <w:rFonts w:cs="Times New Roman"/>
+                <w:sz w:val="19"/>
+              </w:rPr>
+              <w:t>We model IS_ERR() like a NULL check and let runtime checks refute the rest.</w:t>
             </w:r>
           </w:p>
         </w:tc>
@@ -2622,7 +4193,7 @@
         </w:trPr>
         <w:tc>
           <w:tcPr>
-            <w:tcW w:w="2438" w:type="dxa"/>
+            <w:tcW w:w="1871" w:type="dxa"/>
           </w:tcPr>
           <w:p>
             <w:pPr>
@@ -2631,26 +4202,9 @@
             <w:r>
               <w:rPr>
                 <w:rFonts w:cs="Times New Roman"/>
-                <w:sz w:val="18"/>
+                <w:sz w:val="19"/>
               </w:rPr>
-              <w:t>Fault sites not symbolised</w:t>
-            </w:r>
-          </w:p>
-        </w:tc>
-        <w:tc>
-          <w:tcPr>
-            <w:tcW w:w="3231" w:type="dxa"/>
-          </w:tcPr>
-          <w:p>
-            <w:pPr>
-              <w:spacing w:after="40" w:line="240" w:lineRule="auto"/>
-            </w:pPr>
-            <w:r>
-              <w:rPr>
-                <w:rFonts w:cs="Times New Roman"/>
-                <w:sz w:val="18"/>
-              </w:rPr>
-              <w:t>faddr2line rejects frames whose kallsyms size includes padding</w:t>
+              <w:t>Stack traces to source lines</w:t>
             </w:r>
           </w:p>
         </w:tc>
@@ -2665,9 +4219,26 @@
             <w:r>
               <w:rPr>
                 <w:rFonts w:cs="Times New Roman"/>
-                <w:sz w:val="18"/>
+                <w:sz w:val="19"/>
               </w:rPr>
-              <w:t>Pass func+offset without size</w:t>
+              <w:t>The kernel's faddr2line script broke with clang builds.</w:t>
+            </w:r>
+          </w:p>
+        </w:tc>
+        <w:tc>
+          <w:tcPr>
+            <w:tcW w:w="3798" w:type="dxa"/>
+          </w:tcPr>
+          <w:p>
+            <w:pPr>
+              <w:spacing w:after="40" w:line="240" w:lineRule="auto"/>
+            </w:pPr>
+            <w:r>
+              <w:rPr>
+                <w:rFonts w:cs="Times New Roman"/>
+                <w:sz w:val="19"/>
+              </w:rPr>
+              <w:t>We call it in the mode that works with LLVM builds.</w:t>
             </w:r>
           </w:p>
         </w:tc>
@@ -2678,7 +4249,7 @@
         </w:trPr>
         <w:tc>
           <w:tcPr>
-            <w:tcW w:w="2438" w:type="dxa"/>
+            <w:tcW w:w="1871" w:type="dxa"/>
           </w:tcPr>
           <w:p>
             <w:pPr>
@@ -2687,26 +4258,9 @@
             <w:r>
               <w:rPr>
                 <w:rFonts w:cs="Times New Roman"/>
-                <w:sz w:val="18"/>
+                <w:sz w:val="19"/>
               </w:rPr>
-              <w:t>Unrolled loop frames had no source line</w:t>
-            </w:r>
-          </w:p>
-        </w:tc>
-        <w:tc>
-          <w:tcPr>
-            <w:tcW w:w="3231" w:type="dxa"/>
-          </w:tcPr>
-          <w:p>
-            <w:pPr>
-              <w:spacing w:after="40" w:line="240" w:lineRule="auto"/>
-            </w:pPr>
-            <w:r>
-              <w:rPr>
-                <w:rFonts w:cs="Times New Roman"/>
-                <w:sz w:val="18"/>
-              </w:rPr>
-              <w:t>Merged debug locations</w:t>
+              <w:t>Slow virtual machine</w:t>
             </w:r>
           </w:p>
         </w:tc>
@@ -2721,20 +4275,15 @@
             <w:r>
               <w:rPr>
                 <w:rFonts w:cs="Times New Roman"/>
-                <w:sz w:val="18"/>
+                <w:sz w:val="19"/>
               </w:rPr>
-              <w:t>Fall back to the function's single allocation site</w:t>
+              <w:t>Windows security features blocked hardware virtualization (KVM) inside WSL2.</w:t>
             </w:r>
           </w:p>
         </w:tc>
-      </w:tr>
-      <w:tr>
-        <w:trPr>
-          <w:jc w:val="center"/>
-        </w:trPr>
         <w:tc>
           <w:tcPr>
-            <w:tcW w:w="2438" w:type="dxa"/>
+            <w:tcW w:w="3798" w:type="dxa"/>
           </w:tcPr>
           <w:p>
             <w:pPr>
@@ -2743,43 +4292,9 @@
             <w:r>
               <w:rPr>
                 <w:rFonts w:cs="Times New Roman"/>
-                <w:sz w:val="18"/>
+                <w:sz w:val="19"/>
               </w:rPr>
-              <w:t>Leak hidden in some runs (klg_l17)</w:t>
-            </w:r>
-          </w:p>
-        </w:tc>
-        <w:tc>
-          <w:tcPr>
-            <w:tcW w:w="3231" w:type="dxa"/>
-          </w:tcPr>
-          <w:p>
-            <w:pPr>
-              <w:spacing w:after="40" w:line="240" w:lineRule="auto"/>
-            </w:pPr>
-            <w:r>
-              <w:rPr>
-                <w:rFonts w:cs="Times New Roman"/>
-                <w:sz w:val="18"/>
-              </w:rPr>
-              <w:t>Stale pointer copies on reused stacks and in reused slab objects</w:t>
-            </w:r>
-          </w:p>
-        </w:tc>
-        <w:tc>
-          <w:tcPr>
-            <w:tcW w:w="3402" w:type="dxa"/>
-          </w:tcPr>
-          <w:p>
-            <w:pPr>
-              <w:spacing w:after="40" w:line="240" w:lineRule="auto"/>
-            </w:pPr>
-            <w:r>
-              <w:rPr>
-                <w:rFonts w:cs="Times New Roman"/>
-                <w:sz w:val="18"/>
-              </w:rPr>
-              <w:t>KSTACK_ERASE, no task-stack scan, init_on_alloc/init_on_free</w:t>
+              <w:t>QEMU falls back to software emulation; the tool only fails the calls the analyser points at, which keeps runs short.</w:t>
             </w:r>
           </w:p>
         </w:tc>
@@ -2790,8 +4305,230 @@
         <w:spacing w:after="80"/>
       </w:pPr>
     </w:p>
+    <w:p>
+      <w:pPr>
+        <w:pStyle w:val="Heading2"/>
+      </w:pPr>
+      <w:r>
+        <w:t>8. Plan for Review-II</w:t>
+      </w:r>
+    </w:p>
+    <w:p>
+      <w:pPr>
+        <w:spacing w:after="60"/>
+        <w:ind w:left="510" w:hanging="340"/>
+        <w:jc w:val="both"/>
+      </w:pPr>
+      <w:r>
+        <w:rPr>
+          <w:rFonts w:cs="Times New Roman"/>
+        </w:rPr>
+        <w:t>•  </w:t>
+      </w:r>
+      <w:r>
+        <w:rPr>
+          <w:rFonts w:cs="Times New Roman"/>
+        </w:rPr>
+        <w:t>Run the baselines (fail every allocation, random failures, cppcheck) and compare.</w:t>
+      </w:r>
+    </w:p>
+    <w:p>
+      <w:pPr>
+        <w:spacing w:after="60"/>
+        <w:ind w:left="510" w:hanging="340"/>
+        <w:jc w:val="both"/>
+      </w:pPr>
+      <w:r>
+        <w:rPr>
+          <w:rFonts w:cs="Times New Roman"/>
+        </w:rPr>
+        <w:t>•  </w:t>
+      </w:r>
+      <w:r>
+        <w:rPr>
+          <w:rFonts w:cs="Times New Roman"/>
+        </w:rPr>
+        <w:t>Generate fix patches and check them by compiling, re-analysing and re-testing.</w:t>
+      </w:r>
+    </w:p>
+    <w:p>
+      <w:pPr>
+        <w:spacing w:after="60"/>
+        <w:ind w:left="510" w:hanging="340"/>
+        <w:jc w:val="both"/>
+      </w:pPr>
+      <w:r>
+        <w:rPr>
+          <w:rFonts w:cs="Times New Roman"/>
+        </w:rPr>
+        <w:t>•  </w:t>
+      </w:r>
+      <w:r>
+        <w:rPr>
+          <w:rFonts w:cs="Times New Roman"/>
+        </w:rPr>
+        <w:t>Finish the dashboard and write the user manual and final report.</w:t>
+      </w:r>
+    </w:p>
+    <w:p>
+      <w:pPr>
+        <w:spacing w:after="60"/>
+        <w:ind w:left="510" w:hanging="340"/>
+        <w:jc w:val="both"/>
+      </w:pPr>
+      <w:r>
+        <w:rPr>
+          <w:rFonts w:cs="Times New Roman"/>
+        </w:rPr>
+        <w:t>•  </w:t>
+      </w:r>
+      <w:r>
+        <w:rPr>
+          <w:rFonts w:cs="Times New Roman"/>
+        </w:rPr>
+        <w:t>Try the tool on real Linux modules that need no hardware.</w:t>
+      </w:r>
+    </w:p>
+    <w:p>
+      <w:pPr>
+        <w:spacing w:after="60"/>
+        <w:ind w:left="510" w:hanging="340"/>
+        <w:jc w:val="both"/>
+      </w:pPr>
+      <w:r>
+        <w:rPr>
+          <w:rFonts w:cs="Times New Roman"/>
+        </w:rPr>
+        <w:t>•  </w:t>
+      </w:r>
+      <w:r>
+        <w:rPr>
+          <w:rFonts w:cs="Times New Roman"/>
+        </w:rPr>
+        <w:t>Repeat the experiments several times to check that results are stable.</w:t>
+      </w:r>
+    </w:p>
+    <w:p>
+      <w:pPr>
+        <w:pStyle w:val="Heading2"/>
+      </w:pPr>
+      <w:r>
+        <w:t>9. References</w:t>
+      </w:r>
+    </w:p>
+    <w:p>
+      <w:pPr>
+        <w:ind w:left="510" w:hanging="510"/>
+      </w:pPr>
+      <w:r>
+        <w:rPr>
+          <w:rFonts w:cs="Times New Roman"/>
+        </w:rPr>
+        <w:t>[1] Wang, W. “MLEE: Effective Detection of Memory Leaks on Early-Exit Paths in OS Kernels.” USENIX Annual Technical Conference (ATC), 2021, pp. 31–45.</w:t>
+      </w:r>
+    </w:p>
+    <w:p>
+      <w:pPr>
+        <w:ind w:left="510" w:hanging="510"/>
+      </w:pPr>
+      <w:r>
+        <w:rPr>
+          <w:rFonts w:cs="Times New Roman"/>
+        </w:rPr>
+        <w:t>[2] Linux kernel documentation: “Kernel Memory Leak Detector (kmemleak).” https://docs.kernel.org/dev-tools/kmemleak.html</w:t>
+      </w:r>
+    </w:p>
+    <w:p>
+      <w:pPr>
+        <w:ind w:left="510" w:hanging="510"/>
+      </w:pPr>
+      <w:r>
+        <w:rPr>
+          <w:rFonts w:cs="Times New Roman"/>
+        </w:rPr>
+        <w:t>[3] Linux kernel documentation: “Fault injection capabilities infrastructure.” https://docs.kernel.org/fault-injection/fault-injection.html</w:t>
+      </w:r>
+    </w:p>
+    <w:p>
+      <w:pPr>
+        <w:ind w:left="510" w:hanging="510"/>
+      </w:pPr>
+      <w:r>
+        <w:rPr>
+          <w:rFonts w:cs="Times New Roman"/>
+        </w:rPr>
+        <w:t>[4] Google. “syzkaller: an unsupervised coverage-guided kernel fuzzer.” https://github.com/google/syzkaller</w:t>
+      </w:r>
+    </w:p>
+    <w:p>
+      <w:pPr>
+        <w:ind w:left="510" w:hanging="510"/>
+      </w:pPr>
+      <w:r>
+        <w:rPr>
+          <w:rFonts w:cs="Times New Roman"/>
+        </w:rPr>
+        <w:t>[5] Emamdoost, N., Wu, Q., Lu, K., McCamant, S. “Detecting Kernel Memory Leaks in Specialized Modules with Ownership Reasoning (K-MELD).” NDSS, 2021.</w:t>
+      </w:r>
+    </w:p>
+    <w:p>
+      <w:pPr>
+        <w:ind w:left="510" w:hanging="510"/>
+      </w:pPr>
+      <w:r>
+        <w:rPr>
+          <w:rFonts w:cs="Times New Roman"/>
+        </w:rPr>
+        <w:lastRenderedPageBreak/>
+        <w:t>[6] Lattner, C., Adve, V. “LLVM: A Compilation Framework for Lifelong Program Analysis and Transformation.” CGO, 2004.</w:t>
+      </w:r>
+    </w:p>
+    <w:p>
+      <w:pPr>
+        <w:ind w:left="510" w:hanging="510"/>
+      </w:pPr>
+      <w:r>
+        <w:rPr>
+          <w:rFonts w:cs="Times New Roman"/>
+        </w:rPr>
+        <w:t>[7] Bellard, F. “QEMU, a Fast and Portable Dynamic Translator.” USENIX ATC, 2005.</w:t>
+      </w:r>
+    </w:p>
+    <w:p>
+      <w:pPr>
+        <w:ind w:left="510" w:hanging="510"/>
+      </w:pPr>
+      <w:r>
+        <w:rPr>
+          <w:rFonts w:cs="Times New Roman"/>
+        </w:rPr>
+        <w:t>[8] Cppcheck: a tool for static C/C++ code analysis. https://cppcheck.sourceforge.io/</w:t>
+      </w:r>
+    </w:p>
+    <w:p>
+      <w:pPr>
+        <w:ind w:left="510" w:hanging="510"/>
+      </w:pPr>
+      <w:r>
+        <w:rPr>
+          <w:rFonts w:cs="Times New Roman"/>
+        </w:rPr>
+        <w:t>[9] Silberschatz, A., Galvin, P. B., Gagne, G. Operating System Concepts, 10th ed. Wiley, 2018.</w:t>
+      </w:r>
+    </w:p>
+    <w:p>
+      <w:pPr>
+        <w:ind w:left="510" w:hanging="510"/>
+      </w:pPr>
+      <w:r>
+        <w:rPr>
+          <w:rFonts w:cs="Times New Roman"/>
+        </w:rPr>
+        <w:t>[10] Corbet, J., Rubini, A., Kroah-Hartman, G. Linux Device Drivers, 3rd ed. O’Reilly, 2005.</w:t>
+      </w:r>
+    </w:p>
     <w:sectPr>
-      <w:footerReference w:type="default" r:id="rId14"/>
+      <w:footerReference w:type="default" r:id="rId17"/>
       <w:pgSz w:w="11906" w:h="16838"/>
       <w:pgMar w:top="1440" w:right="1440" w:bottom="1440" w:left="1440" w:header="708" w:footer="708" w:gutter="0"/>
       <w:cols w:space="708"/>
